--- a/MODBD/ADA_Analiza.docx
+++ b/MODBD/ADA_Analiza.docx
@@ -64,6 +64,7 @@
         </w:rPr>
         <w:tab/>
       </w:r>
+      <w:proofErr w:type="spellStart"/>
       <w:r>
         <w:rPr>
           <w:rFonts w:ascii="Calibri" w:eastAsia="Calibri" w:hAnsi="Calibri" w:cs="Calibri"/>
@@ -74,8 +75,35 @@
           <w:szCs w:val="28"/>
           <w:highlight w:val="lightGray"/>
         </w:rPr>
-        <w:t>Raportul de analiză</w:t>
-      </w:r>
+        <w:t>Raportul</w:t>
+      </w:r>
+      <w:proofErr w:type="spellEnd"/>
+      <w:r>
+        <w:rPr>
+          <w:rFonts w:ascii="Calibri" w:eastAsia="Calibri" w:hAnsi="Calibri" w:cs="Calibri"/>
+          <w:b/>
+          <w:bCs/>
+          <w:color w:val="000000"/>
+          <w:sz w:val="28"/>
+          <w:szCs w:val="28"/>
+          <w:highlight w:val="lightGray"/>
+        </w:rPr>
+        <w:t xml:space="preserve"> de </w:t>
+      </w:r>
+      <w:proofErr w:type="spellStart"/>
+      <w:r>
+        <w:rPr>
+          <w:rFonts w:ascii="Calibri" w:eastAsia="Calibri" w:hAnsi="Calibri" w:cs="Calibri"/>
+          <w:b/>
+          <w:bCs/>
+          <w:color w:val="000000"/>
+          <w:sz w:val="28"/>
+          <w:szCs w:val="28"/>
+          <w:highlight w:val="lightGray"/>
+        </w:rPr>
+        <w:t>analiză</w:t>
+      </w:r>
+      <w:proofErr w:type="spellEnd"/>
     </w:p>
     <w:p>
       <w:r>
@@ -92,13 +120,47 @@
       </w:r>
     </w:p>
     <w:p>
+      <w:proofErr w:type="spellStart"/>
       <w:r>
         <w:rPr>
           <w:b/>
           <w:bCs/>
         </w:rPr>
-        <w:t>Cerințe Raport Analiză</w:t>
-      </w:r>
+        <w:t>Cerințe</w:t>
+      </w:r>
+      <w:proofErr w:type="spellEnd"/>
+      <w:r>
+        <w:rPr>
+          <w:b/>
+          <w:bCs/>
+        </w:rPr>
+        <w:t xml:space="preserve"> </w:t>
+      </w:r>
+      <w:proofErr w:type="spellStart"/>
+      <w:r>
+        <w:rPr>
+          <w:b/>
+          <w:bCs/>
+        </w:rPr>
+        <w:t>Raport</w:t>
+      </w:r>
+      <w:proofErr w:type="spellEnd"/>
+      <w:r>
+        <w:rPr>
+          <w:b/>
+          <w:bCs/>
+        </w:rPr>
+        <w:t xml:space="preserve"> </w:t>
+      </w:r>
+      <w:proofErr w:type="spellStart"/>
+      <w:r>
+        <w:rPr>
+          <w:b/>
+          <w:bCs/>
+        </w:rPr>
+        <w:t>Analiză</w:t>
+      </w:r>
+      <w:proofErr w:type="spellEnd"/>
       <w:r>
         <w:t> </w:t>
       </w:r>
@@ -117,36 +179,469 @@
         </w:rPr>
         <w:t xml:space="preserve">(0,25p) </w:t>
       </w:r>
-      <w:r>
-        <w:t xml:space="preserve">Descrierea modelului ales și a obiectivelor aplicației - </w:t>
-      </w:r>
+      <w:proofErr w:type="spellStart"/>
+      <w:r>
+        <w:t>Descrierea</w:t>
+      </w:r>
+      <w:proofErr w:type="spellEnd"/>
+      <w:r>
+        <w:t xml:space="preserve"> </w:t>
+      </w:r>
+      <w:proofErr w:type="spellStart"/>
+      <w:r>
+        <w:t>modelului</w:t>
+      </w:r>
+      <w:proofErr w:type="spellEnd"/>
+      <w:r>
+        <w:t xml:space="preserve"> ales </w:t>
+      </w:r>
+      <w:proofErr w:type="spellStart"/>
+      <w:r>
+        <w:t>și</w:t>
+      </w:r>
+      <w:proofErr w:type="spellEnd"/>
+      <w:r>
+        <w:t xml:space="preserve"> a </w:t>
+      </w:r>
+      <w:proofErr w:type="spellStart"/>
+      <w:r>
+        <w:t>obiectivelor</w:t>
+      </w:r>
+      <w:proofErr w:type="spellEnd"/>
+      <w:r>
+        <w:t xml:space="preserve"> </w:t>
+      </w:r>
+      <w:proofErr w:type="spellStart"/>
+      <w:r>
+        <w:t>aplicației</w:t>
+      </w:r>
+      <w:proofErr w:type="spellEnd"/>
+      <w:r>
+        <w:t xml:space="preserve"> - </w:t>
+      </w:r>
+      <w:proofErr w:type="spellStart"/>
       <w:r>
         <w:rPr>
           <w:b/>
           <w:bCs/>
         </w:rPr>
-        <w:t xml:space="preserve">obligatoriu </w:t>
+        <w:t>obligatoriu</w:t>
+      </w:r>
+      <w:proofErr w:type="spellEnd"/>
+      <w:r>
+        <w:rPr>
+          <w:b/>
+          <w:bCs/>
+        </w:rPr>
+        <w:t xml:space="preserve"> </w:t>
       </w:r>
     </w:p>
     <w:p>
-      <w:r>
-        <w:t>Modelul de bază de date reprezinta un sistem de gestiune pentru o unitate hoteliera care ofera servicii de cazare, organizare evenimente si servicii suplimentare(spa, fitness, etc).</w:t>
+      <w:proofErr w:type="spellStart"/>
+      <w:r>
+        <w:t>Modelul</w:t>
+      </w:r>
+      <w:proofErr w:type="spellEnd"/>
+      <w:r>
+        <w:t xml:space="preserve"> de </w:t>
+      </w:r>
+      <w:proofErr w:type="spellStart"/>
+      <w:r>
+        <w:t>bază</w:t>
+      </w:r>
+      <w:proofErr w:type="spellEnd"/>
+      <w:r>
+        <w:t xml:space="preserve"> de date </w:t>
+      </w:r>
+      <w:proofErr w:type="spellStart"/>
+      <w:r>
+        <w:t>reprezinta</w:t>
+      </w:r>
+      <w:proofErr w:type="spellEnd"/>
+      <w:r>
+        <w:t xml:space="preserve"> un </w:t>
+      </w:r>
+      <w:proofErr w:type="spellStart"/>
+      <w:r>
+        <w:t>sistem</w:t>
+      </w:r>
+      <w:proofErr w:type="spellEnd"/>
+      <w:r>
+        <w:t xml:space="preserve"> de </w:t>
+      </w:r>
+      <w:proofErr w:type="spellStart"/>
+      <w:r>
+        <w:t>gestiune</w:t>
+      </w:r>
+      <w:proofErr w:type="spellEnd"/>
+      <w:r>
+        <w:t xml:space="preserve"> </w:t>
+      </w:r>
+      <w:proofErr w:type="spellStart"/>
+      <w:r>
+        <w:t>pentru</w:t>
+      </w:r>
+      <w:proofErr w:type="spellEnd"/>
+      <w:r>
+        <w:t xml:space="preserve"> o </w:t>
+      </w:r>
+      <w:proofErr w:type="spellStart"/>
+      <w:r>
+        <w:t>unitate</w:t>
+      </w:r>
+      <w:proofErr w:type="spellEnd"/>
+      <w:r>
+        <w:t xml:space="preserve"> </w:t>
+      </w:r>
+      <w:proofErr w:type="spellStart"/>
+      <w:r>
+        <w:t>hoteliera</w:t>
+      </w:r>
+      <w:proofErr w:type="spellEnd"/>
+      <w:r>
+        <w:t xml:space="preserve"> care </w:t>
+      </w:r>
+      <w:proofErr w:type="spellStart"/>
+      <w:r>
+        <w:t>ofera</w:t>
+      </w:r>
+      <w:proofErr w:type="spellEnd"/>
+      <w:r>
+        <w:t xml:space="preserve"> </w:t>
+      </w:r>
+      <w:proofErr w:type="spellStart"/>
+      <w:r>
+        <w:t>servicii</w:t>
+      </w:r>
+      <w:proofErr w:type="spellEnd"/>
+      <w:r>
+        <w:t xml:space="preserve"> de cazare, organizare </w:t>
+      </w:r>
+      <w:proofErr w:type="spellStart"/>
+      <w:r>
+        <w:t>evenimente</w:t>
+      </w:r>
+      <w:proofErr w:type="spellEnd"/>
+      <w:r>
+        <w:t xml:space="preserve"> si </w:t>
+      </w:r>
+      <w:proofErr w:type="spellStart"/>
+      <w:r>
+        <w:t>servicii</w:t>
+      </w:r>
+      <w:proofErr w:type="spellEnd"/>
+      <w:r>
+        <w:t xml:space="preserve"> </w:t>
+      </w:r>
+      <w:proofErr w:type="spellStart"/>
+      <w:proofErr w:type="gramStart"/>
+      <w:r>
+        <w:t>suplimentare</w:t>
+      </w:r>
+      <w:proofErr w:type="spellEnd"/>
+      <w:r>
+        <w:t>(</w:t>
+      </w:r>
+      <w:proofErr w:type="gramEnd"/>
+      <w:r>
+        <w:t xml:space="preserve">spa, fitness, </w:t>
+      </w:r>
+      <w:proofErr w:type="spellStart"/>
+      <w:r>
+        <w:t>etc</w:t>
+      </w:r>
+      <w:proofErr w:type="spellEnd"/>
+      <w:r>
+        <w:t>).</w:t>
       </w:r>
     </w:p>
     <w:p>
-      <w:r>
-        <w:t>Sistemul OLTP are rolul de a asigura gestionarea operatiunilor zilnice ale hotelului de la rezervarea camerelor si inregistrarea clientilor pana la procesarea platilor si gestionarea evenimentelor. Principalele entitati implicatie in sistem sunt: Clienti, Rezervari, Camere, Servicii, Plati, Angajati, Evenimente</w:t>
-      </w:r>
-      <w:r>
-        <w:t>, Tip Camere, Sali Evenimente, Departamente</w:t>
-      </w:r>
+      <w:proofErr w:type="spellStart"/>
+      <w:r>
+        <w:t>Sistemul</w:t>
+      </w:r>
+      <w:proofErr w:type="spellEnd"/>
+      <w:r>
+        <w:t xml:space="preserve"> OLTP are </w:t>
+      </w:r>
+      <w:proofErr w:type="spellStart"/>
+      <w:r>
+        <w:t>rolul</w:t>
+      </w:r>
+      <w:proofErr w:type="spellEnd"/>
+      <w:r>
+        <w:t xml:space="preserve"> de a </w:t>
+      </w:r>
+      <w:proofErr w:type="spellStart"/>
+      <w:r>
+        <w:t>asigura</w:t>
+      </w:r>
+      <w:proofErr w:type="spellEnd"/>
+      <w:r>
+        <w:t xml:space="preserve"> </w:t>
+      </w:r>
+      <w:proofErr w:type="spellStart"/>
+      <w:r>
+        <w:t>gestionarea</w:t>
+      </w:r>
+      <w:proofErr w:type="spellEnd"/>
+      <w:r>
+        <w:t xml:space="preserve"> </w:t>
+      </w:r>
+      <w:proofErr w:type="spellStart"/>
+      <w:r>
+        <w:t>operatiunilor</w:t>
+      </w:r>
+      <w:proofErr w:type="spellEnd"/>
+      <w:r>
+        <w:t xml:space="preserve"> </w:t>
+      </w:r>
+      <w:proofErr w:type="spellStart"/>
+      <w:r>
+        <w:t>zilnice</w:t>
+      </w:r>
+      <w:proofErr w:type="spellEnd"/>
+      <w:r>
+        <w:t xml:space="preserve"> ale </w:t>
+      </w:r>
+      <w:proofErr w:type="spellStart"/>
+      <w:r>
+        <w:t>hotelului</w:t>
+      </w:r>
+      <w:proofErr w:type="spellEnd"/>
+      <w:r>
+        <w:t xml:space="preserve"> de la </w:t>
+      </w:r>
+      <w:proofErr w:type="spellStart"/>
+      <w:r>
+        <w:t>rezervarea</w:t>
+      </w:r>
+      <w:proofErr w:type="spellEnd"/>
+      <w:r>
+        <w:t xml:space="preserve"> </w:t>
+      </w:r>
+      <w:proofErr w:type="spellStart"/>
+      <w:r>
+        <w:t>camerelor</w:t>
+      </w:r>
+      <w:proofErr w:type="spellEnd"/>
+      <w:r>
+        <w:t xml:space="preserve"> si </w:t>
+      </w:r>
+      <w:proofErr w:type="spellStart"/>
+      <w:r>
+        <w:t>inregistrarea</w:t>
+      </w:r>
+      <w:proofErr w:type="spellEnd"/>
+      <w:r>
+        <w:t xml:space="preserve"> </w:t>
+      </w:r>
+      <w:proofErr w:type="spellStart"/>
+      <w:r>
+        <w:t>clientilor</w:t>
+      </w:r>
+      <w:proofErr w:type="spellEnd"/>
+      <w:r>
+        <w:t xml:space="preserve"> pana la </w:t>
+      </w:r>
+      <w:proofErr w:type="spellStart"/>
+      <w:r>
+        <w:t>procesarea</w:t>
+      </w:r>
+      <w:proofErr w:type="spellEnd"/>
+      <w:r>
+        <w:t xml:space="preserve"> </w:t>
+      </w:r>
+      <w:proofErr w:type="spellStart"/>
+      <w:r>
+        <w:t>platilor</w:t>
+      </w:r>
+      <w:proofErr w:type="spellEnd"/>
+      <w:r>
+        <w:t xml:space="preserve"> si </w:t>
+      </w:r>
+      <w:proofErr w:type="spellStart"/>
+      <w:r>
+        <w:t>gestionarea</w:t>
+      </w:r>
+      <w:proofErr w:type="spellEnd"/>
+      <w:r>
+        <w:t xml:space="preserve"> </w:t>
+      </w:r>
+      <w:proofErr w:type="spellStart"/>
+      <w:r>
+        <w:t>evenimentelor</w:t>
+      </w:r>
+      <w:proofErr w:type="spellEnd"/>
+      <w:r>
+        <w:t xml:space="preserve">. </w:t>
+      </w:r>
+      <w:proofErr w:type="spellStart"/>
+      <w:r>
+        <w:t>Principalele</w:t>
+      </w:r>
+      <w:proofErr w:type="spellEnd"/>
+      <w:r>
+        <w:t xml:space="preserve"> </w:t>
+      </w:r>
+      <w:proofErr w:type="spellStart"/>
+      <w:r>
+        <w:t>entitati</w:t>
+      </w:r>
+      <w:proofErr w:type="spellEnd"/>
+      <w:r>
+        <w:t xml:space="preserve"> </w:t>
+      </w:r>
+      <w:proofErr w:type="spellStart"/>
+      <w:r>
+        <w:t>implicatie</w:t>
+      </w:r>
+      <w:proofErr w:type="spellEnd"/>
+      <w:r>
+        <w:t xml:space="preserve"> in </w:t>
+      </w:r>
+      <w:proofErr w:type="spellStart"/>
+      <w:r>
+        <w:t>sistem</w:t>
+      </w:r>
+      <w:proofErr w:type="spellEnd"/>
+      <w:r>
+        <w:t xml:space="preserve"> sunt: </w:t>
+      </w:r>
+      <w:proofErr w:type="spellStart"/>
+      <w:r>
+        <w:t>Clienti</w:t>
+      </w:r>
+      <w:proofErr w:type="spellEnd"/>
+      <w:r>
+        <w:t xml:space="preserve">, </w:t>
+      </w:r>
+      <w:proofErr w:type="spellStart"/>
+      <w:r>
+        <w:t>Rezervari</w:t>
+      </w:r>
+      <w:proofErr w:type="spellEnd"/>
+      <w:r>
+        <w:t xml:space="preserve">, Camere, </w:t>
+      </w:r>
+      <w:proofErr w:type="spellStart"/>
+      <w:r>
+        <w:t>Servicii</w:t>
+      </w:r>
+      <w:proofErr w:type="spellEnd"/>
+      <w:r>
+        <w:t xml:space="preserve">, Plati, </w:t>
+      </w:r>
+      <w:proofErr w:type="spellStart"/>
+      <w:r>
+        <w:t>Angajati</w:t>
+      </w:r>
+      <w:proofErr w:type="spellEnd"/>
+      <w:r>
+        <w:t xml:space="preserve">, </w:t>
+      </w:r>
+      <w:proofErr w:type="spellStart"/>
+      <w:r>
+        <w:t>Evenimente</w:t>
+      </w:r>
+      <w:proofErr w:type="spellEnd"/>
+      <w:r>
+        <w:t xml:space="preserve">, Tip Camere, Sali </w:t>
+      </w:r>
+      <w:proofErr w:type="spellStart"/>
+      <w:r>
+        <w:t>Evenimente</w:t>
+      </w:r>
+      <w:proofErr w:type="spellEnd"/>
+      <w:r>
+        <w:t xml:space="preserve">, </w:t>
+      </w:r>
+      <w:proofErr w:type="spellStart"/>
+      <w:r>
+        <w:t>Departamente</w:t>
+      </w:r>
+      <w:proofErr w:type="spellEnd"/>
       <w:r>
         <w:t>.</w:t>
       </w:r>
     </w:p>
     <w:p>
-      <w:r>
-        <w:t>Scopul principal al aplicatiei este crearea unui depozit de date care sa permita analiza detaliata a  activitatii hoteliere.</w:t>
+      <w:proofErr w:type="spellStart"/>
+      <w:r>
+        <w:t>Scopul</w:t>
+      </w:r>
+      <w:proofErr w:type="spellEnd"/>
+      <w:r>
+        <w:t xml:space="preserve"> principal al </w:t>
+      </w:r>
+      <w:proofErr w:type="spellStart"/>
+      <w:r>
+        <w:t>aplicatiei</w:t>
+      </w:r>
+      <w:proofErr w:type="spellEnd"/>
+      <w:r>
+        <w:t xml:space="preserve"> este </w:t>
+      </w:r>
+      <w:proofErr w:type="spellStart"/>
+      <w:r>
+        <w:t>crearea</w:t>
+      </w:r>
+      <w:proofErr w:type="spellEnd"/>
+      <w:r>
+        <w:t xml:space="preserve"> </w:t>
+      </w:r>
+      <w:proofErr w:type="spellStart"/>
+      <w:r>
+        <w:t>unui</w:t>
+      </w:r>
+      <w:proofErr w:type="spellEnd"/>
+      <w:r>
+        <w:t xml:space="preserve"> </w:t>
+      </w:r>
+      <w:proofErr w:type="spellStart"/>
+      <w:r>
+        <w:t>depozit</w:t>
+      </w:r>
+      <w:proofErr w:type="spellEnd"/>
+      <w:r>
+        <w:t xml:space="preserve"> de date care </w:t>
+      </w:r>
+      <w:proofErr w:type="spellStart"/>
+      <w:r>
+        <w:t>sa</w:t>
+      </w:r>
+      <w:proofErr w:type="spellEnd"/>
+      <w:r>
+        <w:t xml:space="preserve"> permita analiza </w:t>
+      </w:r>
+      <w:proofErr w:type="spellStart"/>
+      <w:r>
+        <w:t>detaliata</w:t>
+      </w:r>
+      <w:proofErr w:type="spellEnd"/>
+      <w:r>
+        <w:t xml:space="preserve"> </w:t>
+      </w:r>
+      <w:proofErr w:type="gramStart"/>
+      <w:r>
+        <w:t xml:space="preserve">a  </w:t>
+      </w:r>
+      <w:proofErr w:type="spellStart"/>
+      <w:r>
+        <w:t>activitatii</w:t>
+      </w:r>
+      <w:proofErr w:type="spellEnd"/>
+      <w:proofErr w:type="gramEnd"/>
+      <w:r>
+        <w:t xml:space="preserve"> </w:t>
+      </w:r>
+      <w:proofErr w:type="spellStart"/>
+      <w:r>
+        <w:t>hoteliere</w:t>
+      </w:r>
+      <w:proofErr w:type="spellEnd"/>
+      <w:r>
+        <w:t>.</w:t>
       </w:r>
     </w:p>
     <w:p>
@@ -167,8 +662,69 @@
         </w:rPr>
         <w:t xml:space="preserve">(1p) </w:t>
       </w:r>
-      <w:r>
-        <w:t>Diagramele bazei de date OLTP inițiale, care va fi utilizată ca bază pentru distribuirea datelor.</w:t>
+      <w:proofErr w:type="spellStart"/>
+      <w:r>
+        <w:t>Diagramele</w:t>
+      </w:r>
+      <w:proofErr w:type="spellEnd"/>
+      <w:r>
+        <w:t xml:space="preserve"> </w:t>
+      </w:r>
+      <w:proofErr w:type="spellStart"/>
+      <w:r>
+        <w:t>bazei</w:t>
+      </w:r>
+      <w:proofErr w:type="spellEnd"/>
+      <w:r>
+        <w:t xml:space="preserve"> de date OLTP </w:t>
+      </w:r>
+      <w:proofErr w:type="spellStart"/>
+      <w:r>
+        <w:t>inițiale</w:t>
+      </w:r>
+      <w:proofErr w:type="spellEnd"/>
+      <w:r>
+        <w:t xml:space="preserve">, care va fi </w:t>
+      </w:r>
+      <w:proofErr w:type="spellStart"/>
+      <w:r>
+        <w:t>utilizată</w:t>
+      </w:r>
+      <w:proofErr w:type="spellEnd"/>
+      <w:r>
+        <w:t xml:space="preserve"> ca </w:t>
+      </w:r>
+      <w:proofErr w:type="spellStart"/>
+      <w:r>
+        <w:t>bază</w:t>
+      </w:r>
+      <w:proofErr w:type="spellEnd"/>
+      <w:r>
+        <w:t xml:space="preserve"> </w:t>
+      </w:r>
+      <w:proofErr w:type="spellStart"/>
+      <w:r>
+        <w:t>pentru</w:t>
+      </w:r>
+      <w:proofErr w:type="spellEnd"/>
+      <w:r>
+        <w:t xml:space="preserve"> </w:t>
+      </w:r>
+      <w:proofErr w:type="spellStart"/>
+      <w:r>
+        <w:t>distribuirea</w:t>
+      </w:r>
+      <w:proofErr w:type="spellEnd"/>
+      <w:r>
+        <w:t xml:space="preserve"> </w:t>
+      </w:r>
+      <w:proofErr w:type="spellStart"/>
+      <w:r>
+        <w:t>datelor</w:t>
+      </w:r>
+      <w:proofErr w:type="spellEnd"/>
+      <w:r>
+        <w:t>.</w:t>
       </w:r>
       <w:r>
         <w:rPr>
@@ -197,14 +753,110 @@
         <w:t xml:space="preserve">(0,5p) </w:t>
       </w:r>
       <w:r>
-        <w:t>Diagrama entitate – relație a bazei de date OLTP inițiale (minim 10 entități independente; minim o relație de tip many-to-many; normalizare FN3)</w:t>
+        <w:t xml:space="preserve">Diagrama </w:t>
+      </w:r>
+      <w:proofErr w:type="spellStart"/>
+      <w:r>
+        <w:t>entitate</w:t>
+      </w:r>
+      <w:proofErr w:type="spellEnd"/>
+      <w:r>
+        <w:t xml:space="preserve"> – </w:t>
+      </w:r>
+      <w:proofErr w:type="spellStart"/>
+      <w:r>
+        <w:t>relație</w:t>
+      </w:r>
+      <w:proofErr w:type="spellEnd"/>
+      <w:r>
+        <w:t xml:space="preserve"> a </w:t>
+      </w:r>
+      <w:proofErr w:type="spellStart"/>
+      <w:r>
+        <w:t>bazei</w:t>
+      </w:r>
+      <w:proofErr w:type="spellEnd"/>
+      <w:r>
+        <w:t xml:space="preserve"> de date OLTP </w:t>
+      </w:r>
+      <w:proofErr w:type="spellStart"/>
+      <w:r>
+        <w:t>inițiale</w:t>
+      </w:r>
+      <w:proofErr w:type="spellEnd"/>
+      <w:r>
+        <w:t xml:space="preserve"> (</w:t>
+      </w:r>
+      <w:proofErr w:type="spellStart"/>
+      <w:r>
+        <w:t>minim</w:t>
+      </w:r>
+      <w:proofErr w:type="spellEnd"/>
+      <w:r>
+        <w:t xml:space="preserve"> 10 </w:t>
+      </w:r>
+      <w:proofErr w:type="spellStart"/>
+      <w:r>
+        <w:t>entități</w:t>
+      </w:r>
+      <w:proofErr w:type="spellEnd"/>
+      <w:r>
+        <w:t xml:space="preserve"> independente; </w:t>
+      </w:r>
+      <w:proofErr w:type="spellStart"/>
+      <w:r>
+        <w:t>minim</w:t>
+      </w:r>
+      <w:proofErr w:type="spellEnd"/>
+      <w:r>
+        <w:t xml:space="preserve"> o </w:t>
+      </w:r>
+      <w:proofErr w:type="spellStart"/>
+      <w:r>
+        <w:t>relație</w:t>
+      </w:r>
+      <w:proofErr w:type="spellEnd"/>
+      <w:r>
+        <w:t xml:space="preserve"> de </w:t>
+      </w:r>
+      <w:proofErr w:type="spellStart"/>
+      <w:r>
+        <w:t>tip</w:t>
+      </w:r>
+      <w:proofErr w:type="spellEnd"/>
+      <w:r>
+        <w:t xml:space="preserve"> </w:t>
+      </w:r>
+      <w:proofErr w:type="spellStart"/>
+      <w:r>
+        <w:t>many-to-many</w:t>
+      </w:r>
+      <w:proofErr w:type="spellEnd"/>
+      <w:r>
+        <w:t>; normalizare FN3)</w:t>
       </w:r>
       <w:r>
         <w:rPr>
           <w:b/>
           <w:bCs/>
         </w:rPr>
-        <w:t xml:space="preserve"> - obligatoriu </w:t>
+        <w:t xml:space="preserve"> - </w:t>
+      </w:r>
+      <w:proofErr w:type="spellStart"/>
+      <w:r>
+        <w:rPr>
+          <w:b/>
+          <w:bCs/>
+        </w:rPr>
+        <w:t>obligatoriu</w:t>
+      </w:r>
+      <w:proofErr w:type="spellEnd"/>
+      <w:r>
+        <w:rPr>
+          <w:b/>
+          <w:bCs/>
+        </w:rPr>
+        <w:t xml:space="preserve"> </w:t>
       </w:r>
     </w:p>
     <w:p>
@@ -287,8 +939,25 @@
         <w:t xml:space="preserve">(0,5p) </w:t>
       </w:r>
       <w:r>
-        <w:t xml:space="preserve">Diagrama conceptuală a bazei de date OLTP – </w:t>
-      </w:r>
+        <w:t xml:space="preserve">Diagrama </w:t>
+      </w:r>
+      <w:proofErr w:type="spellStart"/>
+      <w:r>
+        <w:t>conceptuală</w:t>
+      </w:r>
+      <w:proofErr w:type="spellEnd"/>
+      <w:r>
+        <w:t xml:space="preserve"> a </w:t>
+      </w:r>
+      <w:proofErr w:type="spellStart"/>
+      <w:r>
+        <w:t>bazei</w:t>
+      </w:r>
+      <w:proofErr w:type="spellEnd"/>
+      <w:r>
+        <w:t xml:space="preserve"> de date OLTP – </w:t>
+      </w:r>
+      <w:proofErr w:type="spellStart"/>
       <w:r>
         <w:rPr>
           <w:b/>
@@ -296,6 +965,7 @@
         </w:rPr>
         <w:t>obligatoriu</w:t>
       </w:r>
+      <w:proofErr w:type="spellEnd"/>
       <w:r>
         <w:t> </w:t>
       </w:r>
@@ -370,26 +1040,12 @@
     <w:p>
       <w:pPr>
         <w:rPr>
-          <w:noProof/>
-          <w:lang w:val="en-US"/>
-        </w:rPr>
-      </w:pPr>
-      <w:r>
-        <w:rPr>
           <w:b/>
           <w:bCs/>
           <w:noProof/>
           <w:lang w:val="en-US"/>
         </w:rPr>
-        <w:t>3. (0,25p)</w:t>
-      </w:r>
-      <w:r>
-        <w:rPr>
-          <w:noProof/>
-          <w:lang w:val="en-US"/>
-        </w:rPr>
-        <w:t xml:space="preserve"> Descrierea modului de distribuire (numărul de server-e de baze de date din rețea)</w:t>
-      </w:r>
+      </w:pPr>
       <w:r>
         <w:rPr>
           <w:b/>
@@ -397,6 +1053,22 @@
           <w:noProof/>
           <w:lang w:val="en-US"/>
         </w:rPr>
+        <w:t>3. (0,25p)</w:t>
+      </w:r>
+      <w:r>
+        <w:rPr>
+          <w:noProof/>
+          <w:lang w:val="en-US"/>
+        </w:rPr>
+        <w:t xml:space="preserve"> Descrierea modului de distribuire (numărul de server-e de baze de date din rețea)</w:t>
+      </w:r>
+      <w:r>
+        <w:rPr>
+          <w:b/>
+          <w:bCs/>
+          <w:noProof/>
+          <w:lang w:val="en-US"/>
+        </w:rPr>
         <w:t xml:space="preserve"> - obligatoriu</w:t>
       </w:r>
     </w:p>
@@ -409,24 +1081,58 @@
       </w:pPr>
       <w:r>
         <w:rPr>
+          <w:noProof/>
+          <w:lang w:val="en-US"/>
+        </w:rPr>
+        <w:t>Baza de date OLTP inițială este distribuită pe 2 servere de baze de date:</w:t>
+      </w:r>
+    </w:p>
+    <w:p>
+      <w:pPr>
+        <w:numPr>
+          <w:ilvl w:val="0"/>
+          <w:numId w:val="34"/>
+        </w:numPr>
+        <w:rPr>
+          <w:noProof/>
+          <w:lang w:val="en-US"/>
+        </w:rPr>
+      </w:pPr>
+      <w:r>
+        <w:rPr>
           <w:b/>
           <w:bCs/>
           <w:noProof/>
           <w:lang w:val="en-US"/>
         </w:rPr>
-        <w:t>4. (3p)</w:t>
-      </w:r>
-      <w:r>
-        <w:rPr>
-          <w:noProof/>
-          <w:lang w:val="en-US"/>
-        </w:rPr>
-        <w:t xml:space="preserve"> Argumentarea deciziei de fragmentare a relațiilor</w:t>
+        <w:t>Server 1: BD_EU:</w:t>
       </w:r>
     </w:p>
     <w:p>
       <w:pPr>
-        <w:ind w:firstLine="720"/>
+        <w:numPr>
+          <w:ilvl w:val="1"/>
+          <w:numId w:val="34"/>
+        </w:numPr>
+        <w:rPr>
+          <w:noProof/>
+          <w:lang w:val="en-US"/>
+        </w:rPr>
+      </w:pPr>
+      <w:r>
+        <w:rPr>
+          <w:noProof/>
+          <w:lang w:val="en-US"/>
+        </w:rPr>
+        <w:t>Conține baza de date OLTP inițială (schema bdd_all), datele specifice regiunii din Europa (schema locală bdd) și schema globală (bdd_global).</w:t>
+      </w:r>
+    </w:p>
+    <w:p>
+      <w:pPr>
+        <w:numPr>
+          <w:ilvl w:val="0"/>
+          <w:numId w:val="34"/>
+        </w:numPr>
         <w:rPr>
           <w:noProof/>
           <w:lang w:val="en-US"/>
@@ -439,19 +1145,38 @@
           <w:noProof/>
           <w:lang w:val="en-US"/>
         </w:rPr>
-        <w:t>a. (1p)</w:t>
-      </w:r>
-      <w:r>
-        <w:rPr>
-          <w:noProof/>
-          <w:lang w:val="en-US"/>
-        </w:rPr>
-        <w:t xml:space="preserve"> Fragmentare orizontală primară</w:t>
+        <w:t>Server 2: BD_APAC:</w:t>
       </w:r>
     </w:p>
     <w:p>
       <w:pPr>
-        <w:ind w:left="720" w:firstLine="720"/>
+        <w:numPr>
+          <w:ilvl w:val="1"/>
+          <w:numId w:val="34"/>
+        </w:numPr>
+        <w:rPr>
+          <w:noProof/>
+          <w:lang w:val="en-US"/>
+        </w:rPr>
+      </w:pPr>
+      <w:r>
+        <w:rPr>
+          <w:noProof/>
+          <w:lang w:val="en-US"/>
+        </w:rPr>
+        <w:t>Conține datele specifice regiunii din Asia-Pacific (schema locală bdd).</w:t>
+      </w:r>
+    </w:p>
+    <w:p>
+      <w:pPr>
+        <w:rPr>
+          <w:noProof/>
+          <w:lang w:val="en-US"/>
+        </w:rPr>
+      </w:pPr>
+    </w:p>
+    <w:p>
+      <w:pPr>
         <w:rPr>
           <w:noProof/>
           <w:lang w:val="en-US"/>
@@ -464,26 +1189,19 @@
           <w:noProof/>
           <w:lang w:val="en-US"/>
         </w:rPr>
-        <w:t>i.</w:t>
-      </w:r>
-      <w:r>
-        <w:rPr>
-          <w:noProof/>
-          <w:lang w:val="en-US"/>
-        </w:rPr>
-        <w:t xml:space="preserve"> </w:t>
-      </w:r>
-      <w:r>
-        <w:rPr>
-          <w:noProof/>
-          <w:lang w:val="en-US"/>
-        </w:rPr>
-        <w:t>Aplicarea algoritmului de fragmentare orizontală primară (exemplificarea pașilor algoritmului pe baza unor date ipotetice)</w:t>
+        <w:t>4. (3p)</w:t>
+      </w:r>
+      <w:r>
+        <w:rPr>
+          <w:noProof/>
+          <w:lang w:val="en-US"/>
+        </w:rPr>
+        <w:t xml:space="preserve"> Argumentarea deciziei de fragmentare a relațiilor</w:t>
       </w:r>
     </w:p>
     <w:p>
       <w:pPr>
-        <w:ind w:left="720" w:firstLine="720"/>
+        <w:ind w:firstLine="720"/>
         <w:rPr>
           <w:noProof/>
           <w:lang w:val="en-US"/>
@@ -496,22 +1214,24 @@
           <w:noProof/>
           <w:lang w:val="en-US"/>
         </w:rPr>
-        <w:t>ii.</w:t>
-      </w:r>
-      <w:r>
-        <w:rPr>
-          <w:noProof/>
-          <w:lang w:val="en-US"/>
-        </w:rPr>
-        <w:t xml:space="preserve"> </w:t>
-      </w:r>
-      <w:r>
-        <w:rPr>
-          <w:noProof/>
-          <w:lang w:val="en-US"/>
-        </w:rPr>
-        <w:t xml:space="preserve">Obținerea fragmentelor orizontale primare </w:t>
-      </w:r>
+        <w:t>a. (1p)</w:t>
+      </w:r>
+      <w:r>
+        <w:rPr>
+          <w:noProof/>
+          <w:lang w:val="en-US"/>
+        </w:rPr>
+        <w:t xml:space="preserve"> Fragmentare orizontală primară</w:t>
+      </w:r>
+    </w:p>
+    <w:p>
+      <w:pPr>
+        <w:ind w:left="720" w:firstLine="720"/>
+        <w:rPr>
+          <w:noProof/>
+          <w:lang w:val="en-US"/>
+        </w:rPr>
+      </w:pPr>
       <w:r>
         <w:rPr>
           <w:b/>
@@ -519,12 +1239,26 @@
           <w:noProof/>
           <w:lang w:val="en-US"/>
         </w:rPr>
-        <w:t>- obligatoriu</w:t>
+        <w:t>i.</w:t>
+      </w:r>
+      <w:r>
+        <w:rPr>
+          <w:noProof/>
+          <w:lang w:val="en-US"/>
+        </w:rPr>
+        <w:t xml:space="preserve"> </w:t>
+      </w:r>
+      <w:r>
+        <w:rPr>
+          <w:noProof/>
+          <w:lang w:val="en-US"/>
+        </w:rPr>
+        <w:t>Aplicarea algoritmului de fragmentare orizontală primară (exemplificarea pașilor algoritmului pe baza unor date ipotetice)</w:t>
       </w:r>
     </w:p>
     <w:p>
       <w:pPr>
-        <w:ind w:firstLine="720"/>
+        <w:ind w:left="720" w:firstLine="720"/>
         <w:rPr>
           <w:noProof/>
           <w:lang w:val="en-US"/>
@@ -537,19 +1271,35 @@
           <w:noProof/>
           <w:lang w:val="en-US"/>
         </w:rPr>
-        <w:t>b. (0,5p)</w:t>
-      </w:r>
-      <w:r>
-        <w:rPr>
-          <w:noProof/>
-          <w:lang w:val="en-US"/>
-        </w:rPr>
-        <w:t xml:space="preserve"> Fragmentare orizontală derivată</w:t>
+        <w:t>ii.</w:t>
+      </w:r>
+      <w:r>
+        <w:rPr>
+          <w:noProof/>
+          <w:lang w:val="en-US"/>
+        </w:rPr>
+        <w:t xml:space="preserve"> </w:t>
+      </w:r>
+      <w:r>
+        <w:rPr>
+          <w:noProof/>
+          <w:lang w:val="en-US"/>
+        </w:rPr>
+        <w:t xml:space="preserve">Obținerea fragmentelor orizontale primare </w:t>
+      </w:r>
+      <w:r>
+        <w:rPr>
+          <w:b/>
+          <w:bCs/>
+          <w:noProof/>
+          <w:lang w:val="en-US"/>
+        </w:rPr>
+        <w:t>- obligatoriu</w:t>
       </w:r>
     </w:p>
     <w:p>
       <w:pPr>
-        <w:ind w:left="720" w:firstLine="720"/>
+        <w:ind w:firstLine="720"/>
         <w:rPr>
           <w:noProof/>
           <w:lang w:val="en-US"/>
@@ -562,22 +1312,24 @@
           <w:noProof/>
           <w:lang w:val="en-US"/>
         </w:rPr>
-        <w:t>i.</w:t>
-      </w:r>
-      <w:r>
-        <w:rPr>
-          <w:noProof/>
-          <w:lang w:val="en-US"/>
-        </w:rPr>
-        <w:t xml:space="preserve"> </w:t>
-      </w:r>
-      <w:r>
-        <w:rPr>
-          <w:noProof/>
-          <w:lang w:val="en-US"/>
-        </w:rPr>
-        <w:t xml:space="preserve">Obținerea fragmentelor orizontale derivate </w:t>
-      </w:r>
+        <w:t>b. (0,5p)</w:t>
+      </w:r>
+      <w:r>
+        <w:rPr>
+          <w:noProof/>
+          <w:lang w:val="en-US"/>
+        </w:rPr>
+        <w:t xml:space="preserve"> Fragmentare orizontală derivată</w:t>
+      </w:r>
+    </w:p>
+    <w:p>
+      <w:pPr>
+        <w:ind w:left="720" w:firstLine="720"/>
+        <w:rPr>
+          <w:noProof/>
+          <w:lang w:val="en-US"/>
+        </w:rPr>
+      </w:pPr>
       <w:r>
         <w:rPr>
           <w:b/>
@@ -585,6 +1337,29 @@
           <w:noProof/>
           <w:lang w:val="en-US"/>
         </w:rPr>
+        <w:t>i.</w:t>
+      </w:r>
+      <w:r>
+        <w:rPr>
+          <w:noProof/>
+          <w:lang w:val="en-US"/>
+        </w:rPr>
+        <w:t xml:space="preserve"> </w:t>
+      </w:r>
+      <w:r>
+        <w:rPr>
+          <w:noProof/>
+          <w:lang w:val="en-US"/>
+        </w:rPr>
+        <w:t xml:space="preserve">Obținerea fragmentelor orizontale derivate </w:t>
+      </w:r>
+      <w:r>
+        <w:rPr>
+          <w:b/>
+          <w:bCs/>
+          <w:noProof/>
+          <w:lang w:val="en-US"/>
+        </w:rPr>
         <w:t>- obligatoriu</w:t>
       </w:r>
     </w:p>
@@ -603,6 +1378,7 @@
           <w:noProof/>
           <w:lang w:val="en-US"/>
         </w:rPr>
+        <w:lastRenderedPageBreak/>
         <w:t>c. (1p)</w:t>
       </w:r>
       <w:r>
@@ -772,7 +1548,6 @@
           <w:noProof/>
           <w:lang w:val="en-US"/>
         </w:rPr>
-        <w:lastRenderedPageBreak/>
         <w:t>8. (2p)</w:t>
       </w:r>
       <w:r>
@@ -1239,6 +2014,119 @@
     </w:lvl>
   </w:abstractNum>
   <w:abstractNum w:abstractNumId="1" w15:restartNumberingAfterBreak="0">
+    <w:nsid w:val="07CA6F8C"/>
+    <w:multiLevelType w:val="hybridMultilevel"/>
+    <w:tmpl w:val="C3368166"/>
+    <w:lvl w:ilvl="0" w:tplc="8AF67778">
+      <w:start w:val="3"/>
+      <w:numFmt w:val="bullet"/>
+      <w:lvlText w:val="-"/>
+      <w:lvlJc w:val="left"/>
+      <w:pPr>
+        <w:ind w:left="720" w:hanging="360"/>
+      </w:pPr>
+      <w:rPr>
+        <w:rFonts w:ascii="Calibri" w:eastAsia="Calibri" w:hAnsi="Calibri" w:cs="Calibri" w:hint="default"/>
+      </w:rPr>
+    </w:lvl>
+    <w:lvl w:ilvl="1" w:tplc="04090003">
+      <w:start w:val="1"/>
+      <w:numFmt w:val="bullet"/>
+      <w:lvlText w:val="o"/>
+      <w:lvlJc w:val="left"/>
+      <w:pPr>
+        <w:ind w:left="1440" w:hanging="360"/>
+      </w:pPr>
+      <w:rPr>
+        <w:rFonts w:ascii="Courier New" w:hAnsi="Courier New" w:cs="Courier New" w:hint="default"/>
+      </w:rPr>
+    </w:lvl>
+    <w:lvl w:ilvl="2" w:tplc="04090005" w:tentative="1">
+      <w:start w:val="1"/>
+      <w:numFmt w:val="bullet"/>
+      <w:lvlText w:val=""/>
+      <w:lvlJc w:val="left"/>
+      <w:pPr>
+        <w:ind w:left="2160" w:hanging="360"/>
+      </w:pPr>
+      <w:rPr>
+        <w:rFonts w:ascii="Wingdings" w:hAnsi="Wingdings" w:hint="default"/>
+      </w:rPr>
+    </w:lvl>
+    <w:lvl w:ilvl="3" w:tplc="04090001" w:tentative="1">
+      <w:start w:val="1"/>
+      <w:numFmt w:val="bullet"/>
+      <w:lvlText w:val=""/>
+      <w:lvlJc w:val="left"/>
+      <w:pPr>
+        <w:ind w:left="2880" w:hanging="360"/>
+      </w:pPr>
+      <w:rPr>
+        <w:rFonts w:ascii="Symbol" w:hAnsi="Symbol" w:hint="default"/>
+      </w:rPr>
+    </w:lvl>
+    <w:lvl w:ilvl="4" w:tplc="04090003" w:tentative="1">
+      <w:start w:val="1"/>
+      <w:numFmt w:val="bullet"/>
+      <w:lvlText w:val="o"/>
+      <w:lvlJc w:val="left"/>
+      <w:pPr>
+        <w:ind w:left="3600" w:hanging="360"/>
+      </w:pPr>
+      <w:rPr>
+        <w:rFonts w:ascii="Courier New" w:hAnsi="Courier New" w:cs="Courier New" w:hint="default"/>
+      </w:rPr>
+    </w:lvl>
+    <w:lvl w:ilvl="5" w:tplc="04090005" w:tentative="1">
+      <w:start w:val="1"/>
+      <w:numFmt w:val="bullet"/>
+      <w:lvlText w:val=""/>
+      <w:lvlJc w:val="left"/>
+      <w:pPr>
+        <w:ind w:left="4320" w:hanging="360"/>
+      </w:pPr>
+      <w:rPr>
+        <w:rFonts w:ascii="Wingdings" w:hAnsi="Wingdings" w:hint="default"/>
+      </w:rPr>
+    </w:lvl>
+    <w:lvl w:ilvl="6" w:tplc="04090001" w:tentative="1">
+      <w:start w:val="1"/>
+      <w:numFmt w:val="bullet"/>
+      <w:lvlText w:val=""/>
+      <w:lvlJc w:val="left"/>
+      <w:pPr>
+        <w:ind w:left="5040" w:hanging="360"/>
+      </w:pPr>
+      <w:rPr>
+        <w:rFonts w:ascii="Symbol" w:hAnsi="Symbol" w:hint="default"/>
+      </w:rPr>
+    </w:lvl>
+    <w:lvl w:ilvl="7" w:tplc="04090003" w:tentative="1">
+      <w:start w:val="1"/>
+      <w:numFmt w:val="bullet"/>
+      <w:lvlText w:val="o"/>
+      <w:lvlJc w:val="left"/>
+      <w:pPr>
+        <w:ind w:left="5760" w:hanging="360"/>
+      </w:pPr>
+      <w:rPr>
+        <w:rFonts w:ascii="Courier New" w:hAnsi="Courier New" w:cs="Courier New" w:hint="default"/>
+      </w:rPr>
+    </w:lvl>
+    <w:lvl w:ilvl="8" w:tplc="04090005" w:tentative="1">
+      <w:start w:val="1"/>
+      <w:numFmt w:val="bullet"/>
+      <w:lvlText w:val=""/>
+      <w:lvlJc w:val="left"/>
+      <w:pPr>
+        <w:ind w:left="6480" w:hanging="360"/>
+      </w:pPr>
+      <w:rPr>
+        <w:rFonts w:ascii="Wingdings" w:hAnsi="Wingdings" w:hint="default"/>
+      </w:rPr>
+    </w:lvl>
+  </w:abstractNum>
+  <w:abstractNum w:abstractNumId="2" w15:restartNumberingAfterBreak="0">
     <w:nsid w:val="0E0636F7"/>
     <w:multiLevelType w:val="multilevel"/>
     <w:tmpl w:val="D24A00EC"/>
@@ -1324,7 +2212,7 @@
       </w:pPr>
     </w:lvl>
   </w:abstractNum>
-  <w:abstractNum w:abstractNumId="2" w15:restartNumberingAfterBreak="0">
+  <w:abstractNum w:abstractNumId="3" w15:restartNumberingAfterBreak="0">
     <w:nsid w:val="0F7778DC"/>
     <w:multiLevelType w:val="multilevel"/>
     <w:tmpl w:val="E9F4F2C4"/>
@@ -1413,7 +2301,7 @@
       </w:pPr>
     </w:lvl>
   </w:abstractNum>
-  <w:abstractNum w:abstractNumId="3" w15:restartNumberingAfterBreak="0">
+  <w:abstractNum w:abstractNumId="4" w15:restartNumberingAfterBreak="0">
     <w:nsid w:val="170F42A7"/>
     <w:multiLevelType w:val="multilevel"/>
     <w:tmpl w:val="893406FC"/>
@@ -1499,7 +2387,7 @@
       </w:pPr>
     </w:lvl>
   </w:abstractNum>
-  <w:abstractNum w:abstractNumId="4" w15:restartNumberingAfterBreak="0">
+  <w:abstractNum w:abstractNumId="5" w15:restartNumberingAfterBreak="0">
     <w:nsid w:val="175F438F"/>
     <w:multiLevelType w:val="multilevel"/>
     <w:tmpl w:val="2FEE4762"/>
@@ -1648,7 +2536,7 @@
       </w:rPr>
     </w:lvl>
   </w:abstractNum>
-  <w:abstractNum w:abstractNumId="5" w15:restartNumberingAfterBreak="0">
+  <w:abstractNum w:abstractNumId="6" w15:restartNumberingAfterBreak="0">
     <w:nsid w:val="1A7E08FC"/>
     <w:multiLevelType w:val="multilevel"/>
     <w:tmpl w:val="A81824D8"/>
@@ -1761,7 +2649,7 @@
       </w:rPr>
     </w:lvl>
   </w:abstractNum>
-  <w:abstractNum w:abstractNumId="6" w15:restartNumberingAfterBreak="0">
+  <w:abstractNum w:abstractNumId="7" w15:restartNumberingAfterBreak="0">
     <w:nsid w:val="1A8E783E"/>
     <w:multiLevelType w:val="multilevel"/>
     <w:tmpl w:val="78D87670"/>
@@ -1847,7 +2735,7 @@
       </w:pPr>
     </w:lvl>
   </w:abstractNum>
-  <w:abstractNum w:abstractNumId="7" w15:restartNumberingAfterBreak="0">
+  <w:abstractNum w:abstractNumId="8" w15:restartNumberingAfterBreak="0">
     <w:nsid w:val="1FFC44EB"/>
     <w:multiLevelType w:val="multilevel"/>
     <w:tmpl w:val="5E904C76"/>
@@ -1960,7 +2848,7 @@
       </w:rPr>
     </w:lvl>
   </w:abstractNum>
-  <w:abstractNum w:abstractNumId="8" w15:restartNumberingAfterBreak="0">
+  <w:abstractNum w:abstractNumId="9" w15:restartNumberingAfterBreak="0">
     <w:nsid w:val="28A61F51"/>
     <w:multiLevelType w:val="multilevel"/>
     <w:tmpl w:val="27A68D30"/>
@@ -2091,7 +2979,7 @@
       </w:rPr>
     </w:lvl>
   </w:abstractNum>
-  <w:abstractNum w:abstractNumId="9" w15:restartNumberingAfterBreak="0">
+  <w:abstractNum w:abstractNumId="10" w15:restartNumberingAfterBreak="0">
     <w:nsid w:val="2910732D"/>
     <w:multiLevelType w:val="multilevel"/>
     <w:tmpl w:val="B0C04DD8"/>
@@ -2222,7 +3110,7 @@
       </w:rPr>
     </w:lvl>
   </w:abstractNum>
-  <w:abstractNum w:abstractNumId="10" w15:restartNumberingAfterBreak="0">
+  <w:abstractNum w:abstractNumId="11" w15:restartNumberingAfterBreak="0">
     <w:nsid w:val="2B133DEB"/>
     <w:multiLevelType w:val="multilevel"/>
     <w:tmpl w:val="5810DD0C"/>
@@ -2308,7 +3196,7 @@
       </w:pPr>
     </w:lvl>
   </w:abstractNum>
-  <w:abstractNum w:abstractNumId="11" w15:restartNumberingAfterBreak="0">
+  <w:abstractNum w:abstractNumId="12" w15:restartNumberingAfterBreak="0">
     <w:nsid w:val="2BBF0445"/>
     <w:multiLevelType w:val="multilevel"/>
     <w:tmpl w:val="12221BB8"/>
@@ -2439,7 +3327,7 @@
       </w:rPr>
     </w:lvl>
   </w:abstractNum>
-  <w:abstractNum w:abstractNumId="12" w15:restartNumberingAfterBreak="0">
+  <w:abstractNum w:abstractNumId="13" w15:restartNumberingAfterBreak="0">
     <w:nsid w:val="2CB712CF"/>
     <w:multiLevelType w:val="multilevel"/>
     <w:tmpl w:val="7E142FE6"/>
@@ -2525,7 +3413,7 @@
       </w:pPr>
     </w:lvl>
   </w:abstractNum>
-  <w:abstractNum w:abstractNumId="13" w15:restartNumberingAfterBreak="0">
+  <w:abstractNum w:abstractNumId="14" w15:restartNumberingAfterBreak="0">
     <w:nsid w:val="2D140FEA"/>
     <w:multiLevelType w:val="multilevel"/>
     <w:tmpl w:val="5E0EC27C"/>
@@ -2638,7 +3526,7 @@
       </w:rPr>
     </w:lvl>
   </w:abstractNum>
-  <w:abstractNum w:abstractNumId="14" w15:restartNumberingAfterBreak="0">
+  <w:abstractNum w:abstractNumId="15" w15:restartNumberingAfterBreak="0">
     <w:nsid w:val="32B465C8"/>
     <w:multiLevelType w:val="multilevel"/>
     <w:tmpl w:val="F336FCF8"/>
@@ -2724,7 +3612,7 @@
       </w:pPr>
     </w:lvl>
   </w:abstractNum>
-  <w:abstractNum w:abstractNumId="15" w15:restartNumberingAfterBreak="0">
+  <w:abstractNum w:abstractNumId="16" w15:restartNumberingAfterBreak="0">
     <w:nsid w:val="33173993"/>
     <w:multiLevelType w:val="multilevel"/>
     <w:tmpl w:val="F4E00090"/>
@@ -2810,7 +3698,7 @@
       </w:pPr>
     </w:lvl>
   </w:abstractNum>
-  <w:abstractNum w:abstractNumId="16" w15:restartNumberingAfterBreak="0">
+  <w:abstractNum w:abstractNumId="17" w15:restartNumberingAfterBreak="0">
     <w:nsid w:val="33FC18A2"/>
     <w:multiLevelType w:val="multilevel"/>
     <w:tmpl w:val="4FB2BAB4"/>
@@ -2923,7 +3811,7 @@
       </w:rPr>
     </w:lvl>
   </w:abstractNum>
-  <w:abstractNum w:abstractNumId="17" w15:restartNumberingAfterBreak="0">
+  <w:abstractNum w:abstractNumId="18" w15:restartNumberingAfterBreak="0">
     <w:nsid w:val="356052D5"/>
     <w:multiLevelType w:val="multilevel"/>
     <w:tmpl w:val="15303E26"/>
@@ -3009,7 +3897,7 @@
       </w:pPr>
     </w:lvl>
   </w:abstractNum>
-  <w:abstractNum w:abstractNumId="18" w15:restartNumberingAfterBreak="0">
+  <w:abstractNum w:abstractNumId="19" w15:restartNumberingAfterBreak="0">
     <w:nsid w:val="3B8067F1"/>
     <w:multiLevelType w:val="multilevel"/>
     <w:tmpl w:val="A0E4EFC8"/>
@@ -3140,7 +4028,7 @@
       </w:rPr>
     </w:lvl>
   </w:abstractNum>
-  <w:abstractNum w:abstractNumId="19" w15:restartNumberingAfterBreak="0">
+  <w:abstractNum w:abstractNumId="20" w15:restartNumberingAfterBreak="0">
     <w:nsid w:val="3BEB7930"/>
     <w:multiLevelType w:val="multilevel"/>
     <w:tmpl w:val="0E9CF2C6"/>
@@ -3253,7 +4141,7 @@
       </w:rPr>
     </w:lvl>
   </w:abstractNum>
-  <w:abstractNum w:abstractNumId="20" w15:restartNumberingAfterBreak="0">
+  <w:abstractNum w:abstractNumId="21" w15:restartNumberingAfterBreak="0">
     <w:nsid w:val="41120AA6"/>
     <w:multiLevelType w:val="multilevel"/>
     <w:tmpl w:val="51B26AC8"/>
@@ -3384,7 +4272,7 @@
       </w:rPr>
     </w:lvl>
   </w:abstractNum>
-  <w:abstractNum w:abstractNumId="21" w15:restartNumberingAfterBreak="0">
+  <w:abstractNum w:abstractNumId="22" w15:restartNumberingAfterBreak="0">
     <w:nsid w:val="43B64D06"/>
     <w:multiLevelType w:val="multilevel"/>
     <w:tmpl w:val="4C84EA10"/>
@@ -3497,7 +4385,7 @@
       </w:rPr>
     </w:lvl>
   </w:abstractNum>
-  <w:abstractNum w:abstractNumId="22" w15:restartNumberingAfterBreak="0">
+  <w:abstractNum w:abstractNumId="23" w15:restartNumberingAfterBreak="0">
     <w:nsid w:val="43BF2C44"/>
     <w:multiLevelType w:val="multilevel"/>
     <w:tmpl w:val="CBF644EE"/>
@@ -3587,7 +4475,7 @@
       </w:pPr>
     </w:lvl>
   </w:abstractNum>
-  <w:abstractNum w:abstractNumId="23" w15:restartNumberingAfterBreak="0">
+  <w:abstractNum w:abstractNumId="24" w15:restartNumberingAfterBreak="0">
     <w:nsid w:val="46311716"/>
     <w:multiLevelType w:val="multilevel"/>
     <w:tmpl w:val="D0644CB2"/>
@@ -3673,7 +4561,7 @@
       </w:pPr>
     </w:lvl>
   </w:abstractNum>
-  <w:abstractNum w:abstractNumId="24" w15:restartNumberingAfterBreak="0">
+  <w:abstractNum w:abstractNumId="25" w15:restartNumberingAfterBreak="0">
     <w:nsid w:val="49A33496"/>
     <w:multiLevelType w:val="multilevel"/>
     <w:tmpl w:val="4828B916"/>
@@ -3804,7 +4692,7 @@
       </w:rPr>
     </w:lvl>
   </w:abstractNum>
-  <w:abstractNum w:abstractNumId="25" w15:restartNumberingAfterBreak="0">
+  <w:abstractNum w:abstractNumId="26" w15:restartNumberingAfterBreak="0">
     <w:nsid w:val="547E37D3"/>
     <w:multiLevelType w:val="multilevel"/>
     <w:tmpl w:val="D6724E3E"/>
@@ -3890,7 +4778,7 @@
       </w:pPr>
     </w:lvl>
   </w:abstractNum>
-  <w:abstractNum w:abstractNumId="26" w15:restartNumberingAfterBreak="0">
+  <w:abstractNum w:abstractNumId="27" w15:restartNumberingAfterBreak="0">
     <w:nsid w:val="59B95FFB"/>
     <w:multiLevelType w:val="multilevel"/>
     <w:tmpl w:val="EEAE2436"/>
@@ -4003,7 +4891,7 @@
       </w:rPr>
     </w:lvl>
   </w:abstractNum>
-  <w:abstractNum w:abstractNumId="27" w15:restartNumberingAfterBreak="0">
+  <w:abstractNum w:abstractNumId="28" w15:restartNumberingAfterBreak="0">
     <w:nsid w:val="59C92C77"/>
     <w:multiLevelType w:val="multilevel"/>
     <w:tmpl w:val="20B082CC"/>
@@ -4089,7 +4977,7 @@
       </w:pPr>
     </w:lvl>
   </w:abstractNum>
-  <w:abstractNum w:abstractNumId="28" w15:restartNumberingAfterBreak="0">
+  <w:abstractNum w:abstractNumId="29" w15:restartNumberingAfterBreak="0">
     <w:nsid w:val="5B796837"/>
     <w:multiLevelType w:val="multilevel"/>
     <w:tmpl w:val="9AD6A95A"/>
@@ -4175,7 +5063,7 @@
       </w:pPr>
     </w:lvl>
   </w:abstractNum>
-  <w:abstractNum w:abstractNumId="29" w15:restartNumberingAfterBreak="0">
+  <w:abstractNum w:abstractNumId="30" w15:restartNumberingAfterBreak="0">
     <w:nsid w:val="71C56CA3"/>
     <w:multiLevelType w:val="multilevel"/>
     <w:tmpl w:val="CF38257C"/>
@@ -4261,7 +5149,156 @@
       </w:pPr>
     </w:lvl>
   </w:abstractNum>
-  <w:abstractNum w:abstractNumId="30" w15:restartNumberingAfterBreak="0">
+  <w:abstractNum w:abstractNumId="31" w15:restartNumberingAfterBreak="0">
+    <w:nsid w:val="76850BCD"/>
+    <w:multiLevelType w:val="multilevel"/>
+    <w:tmpl w:val="C85E5118"/>
+    <w:lvl w:ilvl="0">
+      <w:start w:val="1"/>
+      <w:numFmt w:val="bullet"/>
+      <w:lvlText w:val=""/>
+      <w:lvlJc w:val="left"/>
+      <w:pPr>
+        <w:tabs>
+          <w:tab w:val="num" w:pos="720"/>
+        </w:tabs>
+        <w:ind w:left="720" w:hanging="360"/>
+      </w:pPr>
+      <w:rPr>
+        <w:rFonts w:ascii="Symbol" w:hAnsi="Symbol" w:hint="default"/>
+        <w:sz w:val="20"/>
+      </w:rPr>
+    </w:lvl>
+    <w:lvl w:ilvl="1">
+      <w:start w:val="1"/>
+      <w:numFmt w:val="bullet"/>
+      <w:lvlText w:val="o"/>
+      <w:lvlJc w:val="left"/>
+      <w:pPr>
+        <w:tabs>
+          <w:tab w:val="num" w:pos="1440"/>
+        </w:tabs>
+        <w:ind w:left="1440" w:hanging="360"/>
+      </w:pPr>
+      <w:rPr>
+        <w:rFonts w:ascii="Courier New" w:hAnsi="Courier New" w:hint="default"/>
+        <w:sz w:val="20"/>
+      </w:rPr>
+    </w:lvl>
+    <w:lvl w:ilvl="2" w:tentative="1">
+      <w:start w:val="1"/>
+      <w:numFmt w:val="bullet"/>
+      <w:lvlText w:val=""/>
+      <w:lvlJc w:val="left"/>
+      <w:pPr>
+        <w:tabs>
+          <w:tab w:val="num" w:pos="2160"/>
+        </w:tabs>
+        <w:ind w:left="2160" w:hanging="360"/>
+      </w:pPr>
+      <w:rPr>
+        <w:rFonts w:ascii="Wingdings" w:hAnsi="Wingdings" w:hint="default"/>
+        <w:sz w:val="20"/>
+      </w:rPr>
+    </w:lvl>
+    <w:lvl w:ilvl="3" w:tentative="1">
+      <w:start w:val="1"/>
+      <w:numFmt w:val="bullet"/>
+      <w:lvlText w:val=""/>
+      <w:lvlJc w:val="left"/>
+      <w:pPr>
+        <w:tabs>
+          <w:tab w:val="num" w:pos="2880"/>
+        </w:tabs>
+        <w:ind w:left="2880" w:hanging="360"/>
+      </w:pPr>
+      <w:rPr>
+        <w:rFonts w:ascii="Wingdings" w:hAnsi="Wingdings" w:hint="default"/>
+        <w:sz w:val="20"/>
+      </w:rPr>
+    </w:lvl>
+    <w:lvl w:ilvl="4" w:tentative="1">
+      <w:start w:val="1"/>
+      <w:numFmt w:val="bullet"/>
+      <w:lvlText w:val=""/>
+      <w:lvlJc w:val="left"/>
+      <w:pPr>
+        <w:tabs>
+          <w:tab w:val="num" w:pos="3600"/>
+        </w:tabs>
+        <w:ind w:left="3600" w:hanging="360"/>
+      </w:pPr>
+      <w:rPr>
+        <w:rFonts w:ascii="Wingdings" w:hAnsi="Wingdings" w:hint="default"/>
+        <w:sz w:val="20"/>
+      </w:rPr>
+    </w:lvl>
+    <w:lvl w:ilvl="5" w:tentative="1">
+      <w:start w:val="1"/>
+      <w:numFmt w:val="bullet"/>
+      <w:lvlText w:val=""/>
+      <w:lvlJc w:val="left"/>
+      <w:pPr>
+        <w:tabs>
+          <w:tab w:val="num" w:pos="4320"/>
+        </w:tabs>
+        <w:ind w:left="4320" w:hanging="360"/>
+      </w:pPr>
+      <w:rPr>
+        <w:rFonts w:ascii="Wingdings" w:hAnsi="Wingdings" w:hint="default"/>
+        <w:sz w:val="20"/>
+      </w:rPr>
+    </w:lvl>
+    <w:lvl w:ilvl="6" w:tentative="1">
+      <w:start w:val="1"/>
+      <w:numFmt w:val="bullet"/>
+      <w:lvlText w:val=""/>
+      <w:lvlJc w:val="left"/>
+      <w:pPr>
+        <w:tabs>
+          <w:tab w:val="num" w:pos="5040"/>
+        </w:tabs>
+        <w:ind w:left="5040" w:hanging="360"/>
+      </w:pPr>
+      <w:rPr>
+        <w:rFonts w:ascii="Wingdings" w:hAnsi="Wingdings" w:hint="default"/>
+        <w:sz w:val="20"/>
+      </w:rPr>
+    </w:lvl>
+    <w:lvl w:ilvl="7" w:tentative="1">
+      <w:start w:val="1"/>
+      <w:numFmt w:val="bullet"/>
+      <w:lvlText w:val=""/>
+      <w:lvlJc w:val="left"/>
+      <w:pPr>
+        <w:tabs>
+          <w:tab w:val="num" w:pos="5760"/>
+        </w:tabs>
+        <w:ind w:left="5760" w:hanging="360"/>
+      </w:pPr>
+      <w:rPr>
+        <w:rFonts w:ascii="Wingdings" w:hAnsi="Wingdings" w:hint="default"/>
+        <w:sz w:val="20"/>
+      </w:rPr>
+    </w:lvl>
+    <w:lvl w:ilvl="8" w:tentative="1">
+      <w:start w:val="1"/>
+      <w:numFmt w:val="bullet"/>
+      <w:lvlText w:val=""/>
+      <w:lvlJc w:val="left"/>
+      <w:pPr>
+        <w:tabs>
+          <w:tab w:val="num" w:pos="6480"/>
+        </w:tabs>
+        <w:ind w:left="6480" w:hanging="360"/>
+      </w:pPr>
+      <w:rPr>
+        <w:rFonts w:ascii="Wingdings" w:hAnsi="Wingdings" w:hint="default"/>
+        <w:sz w:val="20"/>
+      </w:rPr>
+    </w:lvl>
+  </w:abstractNum>
+  <w:abstractNum w:abstractNumId="32" w15:restartNumberingAfterBreak="0">
     <w:nsid w:val="7B8D33F1"/>
     <w:multiLevelType w:val="multilevel"/>
     <w:tmpl w:val="AAD0923A"/>
@@ -4347,7 +5384,7 @@
       </w:pPr>
     </w:lvl>
   </w:abstractNum>
-  <w:abstractNum w:abstractNumId="31" w15:restartNumberingAfterBreak="0">
+  <w:abstractNum w:abstractNumId="33" w15:restartNumberingAfterBreak="0">
     <w:nsid w:val="7CAA4A86"/>
     <w:multiLevelType w:val="multilevel"/>
     <w:tmpl w:val="76DEC89C"/>
@@ -4461,100 +5498,106 @@
     </w:lvl>
   </w:abstractNum>
   <w:num w:numId="1" w16cid:durableId="954755794">
-    <w:abstractNumId w:val="29"/>
+    <w:abstractNumId w:val="30"/>
   </w:num>
   <w:num w:numId="2" w16cid:durableId="424689128">
+    <w:abstractNumId w:val="3"/>
+  </w:num>
+  <w:num w:numId="3" w16cid:durableId="302657732">
+    <w:abstractNumId w:val="7"/>
+  </w:num>
+  <w:num w:numId="4" w16cid:durableId="1417631727">
+    <w:abstractNumId w:val="26"/>
+  </w:num>
+  <w:num w:numId="5" w16cid:durableId="1182626067">
+    <w:abstractNumId w:val="13"/>
+  </w:num>
+  <w:num w:numId="6" w16cid:durableId="2114935121">
+    <w:abstractNumId w:val="21"/>
+  </w:num>
+  <w:num w:numId="7" w16cid:durableId="1877810079">
+    <w:abstractNumId w:val="20"/>
+  </w:num>
+  <w:num w:numId="8" w16cid:durableId="1076442603">
+    <w:abstractNumId w:val="16"/>
+  </w:num>
+  <w:num w:numId="9" w16cid:durableId="1983777053">
+    <w:abstractNumId w:val="25"/>
+  </w:num>
+  <w:num w:numId="10" w16cid:durableId="1453135799">
+    <w:abstractNumId w:val="15"/>
+  </w:num>
+  <w:num w:numId="11" w16cid:durableId="414669890">
     <w:abstractNumId w:val="2"/>
   </w:num>
-  <w:num w:numId="3" w16cid:durableId="302657732">
-    <w:abstractNumId w:val="6"/>
-  </w:num>
-  <w:num w:numId="4" w16cid:durableId="1417631727">
-    <w:abstractNumId w:val="25"/>
-  </w:num>
-  <w:num w:numId="5" w16cid:durableId="1182626067">
-    <w:abstractNumId w:val="12"/>
-  </w:num>
-  <w:num w:numId="6" w16cid:durableId="2114935121">
-    <w:abstractNumId w:val="20"/>
-  </w:num>
-  <w:num w:numId="7" w16cid:durableId="1877810079">
-    <w:abstractNumId w:val="19"/>
-  </w:num>
-  <w:num w:numId="8" w16cid:durableId="1076442603">
-    <w:abstractNumId w:val="15"/>
-  </w:num>
-  <w:num w:numId="9" w16cid:durableId="1983777053">
-    <w:abstractNumId w:val="24"/>
-  </w:num>
-  <w:num w:numId="10" w16cid:durableId="1453135799">
-    <w:abstractNumId w:val="14"/>
-  </w:num>
-  <w:num w:numId="11" w16cid:durableId="414669890">
-    <w:abstractNumId w:val="1"/>
-  </w:num>
   <w:num w:numId="12" w16cid:durableId="1336226159">
-    <w:abstractNumId w:val="22"/>
+    <w:abstractNumId w:val="23"/>
   </w:num>
   <w:num w:numId="13" w16cid:durableId="331376846">
-    <w:abstractNumId w:val="16"/>
+    <w:abstractNumId w:val="17"/>
   </w:num>
   <w:num w:numId="14" w16cid:durableId="537933518">
-    <w:abstractNumId w:val="8"/>
+    <w:abstractNumId w:val="9"/>
   </w:num>
   <w:num w:numId="15" w16cid:durableId="946739783">
     <w:abstractNumId w:val="0"/>
   </w:num>
   <w:num w:numId="16" w16cid:durableId="604264868">
-    <w:abstractNumId w:val="9"/>
+    <w:abstractNumId w:val="10"/>
   </w:num>
   <w:num w:numId="17" w16cid:durableId="1129205373">
-    <w:abstractNumId w:val="21"/>
+    <w:abstractNumId w:val="22"/>
   </w:num>
   <w:num w:numId="18" w16cid:durableId="1289431635">
+    <w:abstractNumId w:val="6"/>
+  </w:num>
+  <w:num w:numId="19" w16cid:durableId="1626081418">
+    <w:abstractNumId w:val="33"/>
+  </w:num>
+  <w:num w:numId="20" w16cid:durableId="1910653327">
+    <w:abstractNumId w:val="24"/>
+  </w:num>
+  <w:num w:numId="21" w16cid:durableId="387798538">
+    <w:abstractNumId w:val="8"/>
+  </w:num>
+  <w:num w:numId="22" w16cid:durableId="1800300463">
+    <w:abstractNumId w:val="14"/>
+  </w:num>
+  <w:num w:numId="23" w16cid:durableId="430661584">
+    <w:abstractNumId w:val="12"/>
+  </w:num>
+  <w:num w:numId="24" w16cid:durableId="953294600">
+    <w:abstractNumId w:val="19"/>
+  </w:num>
+  <w:num w:numId="25" w16cid:durableId="611323727">
+    <w:abstractNumId w:val="11"/>
+  </w:num>
+  <w:num w:numId="26" w16cid:durableId="846483556">
+    <w:abstractNumId w:val="32"/>
+  </w:num>
+  <w:num w:numId="27" w16cid:durableId="1151948003">
+    <w:abstractNumId w:val="28"/>
+  </w:num>
+  <w:num w:numId="28" w16cid:durableId="304240342">
+    <w:abstractNumId w:val="18"/>
+  </w:num>
+  <w:num w:numId="29" w16cid:durableId="1644581016">
+    <w:abstractNumId w:val="4"/>
+  </w:num>
+  <w:num w:numId="30" w16cid:durableId="2898310">
+    <w:abstractNumId w:val="29"/>
+  </w:num>
+  <w:num w:numId="31" w16cid:durableId="413285490">
+    <w:abstractNumId w:val="27"/>
+  </w:num>
+  <w:num w:numId="32" w16cid:durableId="1955936786">
     <w:abstractNumId w:val="5"/>
   </w:num>
-  <w:num w:numId="19" w16cid:durableId="1626081418">
+  <w:num w:numId="33" w16cid:durableId="769088873">
+    <w:abstractNumId w:val="1"/>
+  </w:num>
+  <w:num w:numId="34" w16cid:durableId="855386040">
     <w:abstractNumId w:val="31"/>
-  </w:num>
-  <w:num w:numId="20" w16cid:durableId="1910653327">
-    <w:abstractNumId w:val="23"/>
-  </w:num>
-  <w:num w:numId="21" w16cid:durableId="387798538">
-    <w:abstractNumId w:val="7"/>
-  </w:num>
-  <w:num w:numId="22" w16cid:durableId="1800300463">
-    <w:abstractNumId w:val="13"/>
-  </w:num>
-  <w:num w:numId="23" w16cid:durableId="430661584">
-    <w:abstractNumId w:val="11"/>
-  </w:num>
-  <w:num w:numId="24" w16cid:durableId="953294600">
-    <w:abstractNumId w:val="18"/>
-  </w:num>
-  <w:num w:numId="25" w16cid:durableId="611323727">
-    <w:abstractNumId w:val="10"/>
-  </w:num>
-  <w:num w:numId="26" w16cid:durableId="846483556">
-    <w:abstractNumId w:val="30"/>
-  </w:num>
-  <w:num w:numId="27" w16cid:durableId="1151948003">
-    <w:abstractNumId w:val="27"/>
-  </w:num>
-  <w:num w:numId="28" w16cid:durableId="304240342">
-    <w:abstractNumId w:val="17"/>
-  </w:num>
-  <w:num w:numId="29" w16cid:durableId="1644581016">
-    <w:abstractNumId w:val="3"/>
-  </w:num>
-  <w:num w:numId="30" w16cid:durableId="2898310">
-    <w:abstractNumId w:val="28"/>
-  </w:num>
-  <w:num w:numId="31" w16cid:durableId="413285490">
-    <w:abstractNumId w:val="26"/>
-  </w:num>
-  <w:num w:numId="32" w16cid:durableId="1955936786">
-    <w:abstractNumId w:val="4"/>
   </w:num>
 </w:numbering>
 </file>
@@ -5079,7 +6122,6 @@
   <w:style w:type="character" w:default="1" w:styleId="DefaultParagraphFont">
     <w:name w:val="Default Paragraph Font"/>
     <w:uiPriority w:val="1"/>
-    <w:semiHidden/>
     <w:unhideWhenUsed/>
   </w:style>
   <w:style w:type="table" w:default="1" w:styleId="TableNormal">
@@ -5267,6 +6309,17 @@
     <w:link w:val="Footer"/>
     <w:uiPriority w:val="99"/>
     <w:rsid w:val="00B1766B"/>
+  </w:style>
+  <w:style w:type="paragraph" w:styleId="ListParagraph">
+    <w:name w:val="List Paragraph"/>
+    <w:basedOn w:val="Normal"/>
+    <w:uiPriority w:val="34"/>
+    <w:qFormat/>
+    <w:rsid w:val="00526C94"/>
+    <w:pPr>
+      <w:ind w:left="720"/>
+      <w:contextualSpacing/>
+    </w:pPr>
   </w:style>
 </w:styles>
 </file>

--- a/MODBD/ADA_Analiza.docx
+++ b/MODBD/ADA_Analiza.docx
@@ -334,12 +334,17 @@
         <w:t xml:space="preserve"> </w:t>
       </w:r>
       <w:proofErr w:type="spellStart"/>
+      <w:proofErr w:type="gramStart"/>
       <w:r>
         <w:t>suplimentare</w:t>
       </w:r>
       <w:proofErr w:type="spellEnd"/>
       <w:r>
-        <w:t xml:space="preserve">(spa, fitness, </w:t>
+        <w:t>(</w:t>
+      </w:r>
+      <w:proofErr w:type="gramEnd"/>
+      <w:r>
+        <w:t xml:space="preserve">spa, fitness, </w:t>
       </w:r>
       <w:proofErr w:type="spellStart"/>
       <w:r>
@@ -615,13 +620,18 @@
       </w:r>
       <w:proofErr w:type="spellEnd"/>
       <w:r>
-        <w:t xml:space="preserve"> a  </w:t>
+        <w:t xml:space="preserve"> </w:t>
+      </w:r>
+      <w:proofErr w:type="gramStart"/>
+      <w:r>
+        <w:t xml:space="preserve">a  </w:t>
       </w:r>
       <w:proofErr w:type="spellStart"/>
       <w:r>
         <w:t>activitatii</w:t>
       </w:r>
       <w:proofErr w:type="spellEnd"/>
+      <w:proofErr w:type="gramEnd"/>
       <w:r>
         <w:t xml:space="preserve"> </w:t>
       </w:r>
@@ -1373,10 +1383,12 @@
           <w:lang w:val="en-US"/>
         </w:rPr>
       </w:pPr>
+      <w:proofErr w:type="gramStart"/>
       <w:r>
         <w:t>HOTEL(</w:t>
       </w:r>
       <w:proofErr w:type="spellStart"/>
+      <w:proofErr w:type="gramEnd"/>
       <w:r>
         <w:t>id_hotel</w:t>
       </w:r>
@@ -4490,7 +4502,23 @@
         </w:rPr>
       </w:pPr>
       <w:r>
-        <w:t>HOTEL2 = σ(oras = 'Constanța')(HOTEL)</w:t>
+        <w:t xml:space="preserve">HOTEL2 = </w:t>
+      </w:r>
+      <w:proofErr w:type="gramStart"/>
+      <w:r>
+        <w:t>σ(</w:t>
+      </w:r>
+      <w:proofErr w:type="gramEnd"/>
+      <w:r>
+        <w:t>oras = 'Constanța</w:t>
+      </w:r>
+      <w:proofErr w:type="gramStart"/>
+      <w:r>
+        <w:t>')(</w:t>
+      </w:r>
+      <w:proofErr w:type="gramEnd"/>
+      <w:r>
+        <w:t>HOTEL)</w:t>
       </w:r>
     </w:p>
     <w:p>
@@ -15126,6 +15154,370 @@
         </w:rPr>
         <w:t xml:space="preserve"> Formularea în limbaj natural a unei cereri SQL complexe care va folosi date din mai multe fragmente și va fi optimizată în etapa de implementare. Precizarea tehnicilor de optimizare ce ar putea fi utilizate pentru această cerere particulară (avantaje / dezavantaje de utilizare pentru o anumită tehnică)</w:t>
       </w:r>
+    </w:p>
+    <w:p>
+      <w:pPr>
+        <w:rPr>
+          <w:noProof/>
+          <w:lang w:val="en-US"/>
+        </w:rPr>
+      </w:pPr>
+      <w:r>
+        <w:rPr>
+          <w:b/>
+          <w:bCs/>
+          <w:noProof/>
+          <w:lang w:val="en-US"/>
+        </w:rPr>
+        <w:t xml:space="preserve">Cerere </w:t>
+      </w:r>
+      <w:r>
+        <w:rPr>
+          <w:b/>
+          <w:bCs/>
+          <w:noProof/>
+          <w:lang w:val="ro-RO"/>
+        </w:rPr>
+        <w:t>în limbaj natural</w:t>
+      </w:r>
+      <w:r>
+        <w:rPr>
+          <w:b/>
+          <w:bCs/>
+          <w:noProof/>
+          <w:lang w:val="en-US"/>
+        </w:rPr>
+        <w:t>:</w:t>
+      </w:r>
+      <w:r>
+        <w:rPr>
+          <w:b/>
+          <w:bCs/>
+          <w:noProof/>
+          <w:lang w:val="en-US"/>
+        </w:rPr>
+        <w:t xml:space="preserve"> </w:t>
+      </w:r>
+      <w:r>
+        <w:rPr>
+          <w:noProof/>
+          <w:lang w:val="en-US"/>
+        </w:rPr>
+        <w:t>Să se afișeze numele, prenumele și funcția angajaților care lucrează în departamentul cu numele ’Spa &amp; Wellness’ și care au salariul mai mare de 2000 lei.</w:t>
+      </w:r>
+    </w:p>
+    <w:p>
+      <w:pPr>
+        <w:rPr>
+          <w:b/>
+          <w:bCs/>
+          <w:noProof/>
+          <w:lang w:val="en-US"/>
+        </w:rPr>
+      </w:pPr>
+      <w:r>
+        <w:rPr>
+          <w:b/>
+          <w:bCs/>
+          <w:noProof/>
+          <w:lang w:val="en-US"/>
+        </w:rPr>
+        <w:t>Tehnici de optimizare:</w:t>
+      </w:r>
+    </w:p>
+    <w:p>
+      <w:pPr>
+        <w:numPr>
+          <w:ilvl w:val="0"/>
+          <w:numId w:val="11"/>
+        </w:numPr>
+        <w:spacing w:after="0"/>
+        <w:jc w:val="both"/>
+        <w:rPr>
+          <w:b/>
+          <w:bCs/>
+        </w:rPr>
+      </w:pPr>
+      <w:r>
+        <w:rPr>
+          <w:b/>
+          <w:bCs/>
+        </w:rPr>
+        <w:t xml:space="preserve">B-Tree </w:t>
+      </w:r>
+      <w:proofErr w:type="spellStart"/>
+      <w:r>
+        <w:rPr>
+          <w:b/>
+          <w:bCs/>
+        </w:rPr>
+        <w:t>Index</w:t>
+      </w:r>
+      <w:proofErr w:type="spellEnd"/>
+      <w:r>
+        <w:rPr>
+          <w:b/>
+          <w:bCs/>
+        </w:rPr>
+        <w:t xml:space="preserve"> pe </w:t>
+      </w:r>
+      <w:proofErr w:type="spellStart"/>
+      <w:r>
+        <w:rPr>
+          <w:b/>
+          <w:bCs/>
+        </w:rPr>
+        <w:t>coloana</w:t>
+      </w:r>
+      <w:proofErr w:type="spellEnd"/>
+      <w:r>
+        <w:t xml:space="preserve"> </w:t>
+      </w:r>
+      <w:proofErr w:type="spellStart"/>
+      <w:proofErr w:type="gramStart"/>
+      <w:r>
+        <w:rPr>
+          <w:b/>
+          <w:bCs/>
+        </w:rPr>
+        <w:t>departament.nume</w:t>
+      </w:r>
+      <w:proofErr w:type="gramEnd"/>
+      <w:r>
+        <w:rPr>
+          <w:b/>
+          <w:bCs/>
+        </w:rPr>
+        <w:t>_departament</w:t>
+      </w:r>
+      <w:proofErr w:type="spellEnd"/>
+    </w:p>
+    <w:p>
+      <w:pPr>
+        <w:ind w:left="1080"/>
+        <w:jc w:val="both"/>
+      </w:pPr>
+      <w:r>
+        <w:t>DEPARTAMENT (</w:t>
+      </w:r>
+      <w:proofErr w:type="spellStart"/>
+      <w:r>
+        <w:t>nume_departamen</w:t>
+      </w:r>
+      <w:r>
+        <w:t>t</w:t>
+      </w:r>
+      <w:proofErr w:type="spellEnd"/>
+      <w:r>
+        <w:t>)</w:t>
+      </w:r>
+    </w:p>
+    <w:tbl>
+      <w:tblPr>
+        <w:tblW w:w="9936" w:type="dxa"/>
+        <w:tblInd w:w="972" w:type="dxa"/>
+        <w:tblBorders>
+          <w:top w:val="single" w:sz="4" w:space="0" w:color="000000"/>
+          <w:left w:val="single" w:sz="4" w:space="0" w:color="000000"/>
+          <w:bottom w:val="single" w:sz="4" w:space="0" w:color="000000"/>
+          <w:right w:val="single" w:sz="4" w:space="0" w:color="000000"/>
+          <w:insideH w:val="single" w:sz="4" w:space="0" w:color="000000"/>
+          <w:insideV w:val="single" w:sz="4" w:space="0" w:color="000000"/>
+        </w:tblBorders>
+        <w:tblLayout w:type="fixed"/>
+        <w:tblLook w:val="0400" w:firstRow="0" w:lastRow="0" w:firstColumn="0" w:lastColumn="0" w:noHBand="0" w:noVBand="1"/>
+      </w:tblPr>
+      <w:tblGrid>
+        <w:gridCol w:w="4902"/>
+        <w:gridCol w:w="5034"/>
+      </w:tblGrid>
+      <w:tr>
+        <w:tc>
+          <w:tcPr>
+            <w:tcW w:w="4902" w:type="dxa"/>
+            <w:shd w:val="clear" w:color="auto" w:fill="B8CCE4"/>
+          </w:tcPr>
+          <w:p>
+            <w:pPr>
+              <w:spacing w:after="0" w:line="240" w:lineRule="auto"/>
+              <w:jc w:val="both"/>
+            </w:pPr>
+            <w:proofErr w:type="spellStart"/>
+            <w:r>
+              <w:t>Avantaj</w:t>
+            </w:r>
+            <w:proofErr w:type="spellEnd"/>
+          </w:p>
+        </w:tc>
+        <w:tc>
+          <w:tcPr>
+            <w:tcW w:w="5034" w:type="dxa"/>
+            <w:shd w:val="clear" w:color="auto" w:fill="B8CCE4"/>
+          </w:tcPr>
+          <w:p>
+            <w:pPr>
+              <w:spacing w:after="0" w:line="240" w:lineRule="auto"/>
+              <w:jc w:val="both"/>
+            </w:pPr>
+            <w:proofErr w:type="spellStart"/>
+            <w:r>
+              <w:t>Dezavantaj</w:t>
+            </w:r>
+            <w:proofErr w:type="spellEnd"/>
+          </w:p>
+        </w:tc>
+      </w:tr>
+      <w:tr>
+        <w:tc>
+          <w:tcPr>
+            <w:tcW w:w="4902" w:type="dxa"/>
+          </w:tcPr>
+          <w:p>
+            <w:pPr>
+              <w:spacing w:after="0" w:line="240" w:lineRule="auto"/>
+              <w:jc w:val="both"/>
+            </w:pPr>
+          </w:p>
+          <w:p>
+            <w:pPr>
+              <w:spacing w:after="0" w:line="240" w:lineRule="auto"/>
+              <w:jc w:val="both"/>
+              <w:rPr>
+                <w:lang w:val="ro-RO"/>
+              </w:rPr>
+            </w:pPr>
+            <w:proofErr w:type="spellStart"/>
+            <w:r>
+              <w:t>Reducerea</w:t>
+            </w:r>
+            <w:proofErr w:type="spellEnd"/>
+            <w:r>
+              <w:t xml:space="preserve"> </w:t>
+            </w:r>
+            <w:proofErr w:type="spellStart"/>
+            <w:r>
+              <w:t>timpului</w:t>
+            </w:r>
+            <w:proofErr w:type="spellEnd"/>
+            <w:r>
+              <w:t xml:space="preserve"> de c</w:t>
+            </w:r>
+            <w:proofErr w:type="spellStart"/>
+            <w:r>
+              <w:rPr>
+                <w:lang w:val="ro-RO"/>
+              </w:rPr>
+              <w:t>ăutare</w:t>
+            </w:r>
+            <w:proofErr w:type="spellEnd"/>
+            <w:r>
+              <w:rPr>
+                <w:lang w:val="ro-RO"/>
+              </w:rPr>
+              <w:t xml:space="preserve"> în tabel, deoarece nu se mai face FULL TABLE SCAN.</w:t>
+            </w:r>
+          </w:p>
+        </w:tc>
+        <w:tc>
+          <w:tcPr>
+            <w:tcW w:w="5034" w:type="dxa"/>
+          </w:tcPr>
+          <w:p>
+            <w:pPr>
+              <w:spacing w:after="0" w:line="240" w:lineRule="auto"/>
+              <w:jc w:val="both"/>
+            </w:pPr>
+          </w:p>
+          <w:p>
+            <w:pPr>
+              <w:spacing w:after="0" w:line="240" w:lineRule="auto"/>
+              <w:jc w:val="both"/>
+            </w:pPr>
+            <w:proofErr w:type="spellStart"/>
+            <w:r>
+              <w:t>Ocupă</w:t>
+            </w:r>
+            <w:proofErr w:type="spellEnd"/>
+            <w:r>
+              <w:t xml:space="preserve"> </w:t>
+            </w:r>
+            <w:proofErr w:type="spellStart"/>
+            <w:r>
+              <w:t>spațiu</w:t>
+            </w:r>
+            <w:proofErr w:type="spellEnd"/>
+            <w:r>
+              <w:t xml:space="preserve"> </w:t>
+            </w:r>
+            <w:proofErr w:type="spellStart"/>
+            <w:r>
+              <w:t>suplimentar</w:t>
+            </w:r>
+            <w:proofErr w:type="spellEnd"/>
+            <w:r>
+              <w:t xml:space="preserve"> </w:t>
+            </w:r>
+            <w:proofErr w:type="spellStart"/>
+            <w:r>
+              <w:t>și</w:t>
+            </w:r>
+            <w:proofErr w:type="spellEnd"/>
+            <w:r>
+              <w:t xml:space="preserve"> </w:t>
+            </w:r>
+            <w:proofErr w:type="spellStart"/>
+            <w:r>
+              <w:t>inserțiile</w:t>
+            </w:r>
+            <w:proofErr w:type="spellEnd"/>
+            <w:r>
+              <w:t>/</w:t>
+            </w:r>
+            <w:proofErr w:type="spellStart"/>
+            <w:r>
+              <w:t>actualizările</w:t>
+            </w:r>
+            <w:proofErr w:type="spellEnd"/>
+            <w:r>
+              <w:t xml:space="preserve"> </w:t>
+            </w:r>
+            <w:proofErr w:type="spellStart"/>
+            <w:r>
+              <w:t>pot</w:t>
+            </w:r>
+            <w:proofErr w:type="spellEnd"/>
+            <w:r>
+              <w:t xml:space="preserve"> fi </w:t>
+            </w:r>
+            <w:proofErr w:type="spellStart"/>
+            <w:r>
+              <w:t>mai</w:t>
+            </w:r>
+            <w:proofErr w:type="spellEnd"/>
+            <w:r>
+              <w:t xml:space="preserve"> lente.</w:t>
+            </w:r>
+          </w:p>
+        </w:tc>
+      </w:tr>
+    </w:tbl>
+    <w:p>
+      <w:pPr>
+        <w:rPr>
+          <w:b/>
+          <w:bCs/>
+          <w:noProof/>
+          <w:lang w:val="en-US"/>
+        </w:rPr>
+      </w:pPr>
+    </w:p>
+    <w:p>
+      <w:pPr>
+        <w:rPr>
+          <w:noProof/>
+          <w:lang w:val="en-US"/>
+        </w:rPr>
+      </w:pPr>
     </w:p>
     <w:sectPr>
       <w:headerReference w:type="default" r:id="rId10"/>

--- a/MODBD/ADA_Analiza.docx
+++ b/MODBD/ADA_Analiza.docx
@@ -64,7 +64,6 @@
         </w:rPr>
         <w:tab/>
       </w:r>
-      <w:proofErr w:type="spellStart"/>
       <w:r>
         <w:rPr>
           <w:rFonts w:ascii="Calibri" w:eastAsia="Calibri" w:hAnsi="Calibri" w:cs="Calibri"/>
@@ -75,35 +74,8 @@
           <w:szCs w:val="28"/>
           <w:highlight w:val="lightGray"/>
         </w:rPr>
-        <w:t>Raportul</w:t>
-      </w:r>
-      <w:proofErr w:type="spellEnd"/>
-      <w:r>
-        <w:rPr>
-          <w:rFonts w:ascii="Calibri" w:eastAsia="Calibri" w:hAnsi="Calibri" w:cs="Calibri"/>
-          <w:b/>
-          <w:bCs/>
-          <w:color w:val="000000"/>
-          <w:sz w:val="28"/>
-          <w:szCs w:val="28"/>
-          <w:highlight w:val="lightGray"/>
-        </w:rPr>
-        <w:t xml:space="preserve"> de </w:t>
-      </w:r>
-      <w:proofErr w:type="spellStart"/>
-      <w:r>
-        <w:rPr>
-          <w:rFonts w:ascii="Calibri" w:eastAsia="Calibri" w:hAnsi="Calibri" w:cs="Calibri"/>
-          <w:b/>
-          <w:bCs/>
-          <w:color w:val="000000"/>
-          <w:sz w:val="28"/>
-          <w:szCs w:val="28"/>
-          <w:highlight w:val="lightGray"/>
-        </w:rPr>
-        <w:t>analiză</w:t>
-      </w:r>
-      <w:proofErr w:type="spellEnd"/>
+        <w:t>Raportul de analiză</w:t>
+      </w:r>
     </w:p>
     <w:p>
       <w:r>
@@ -120,47 +92,13 @@
       </w:r>
     </w:p>
     <w:p>
-      <w:proofErr w:type="spellStart"/>
       <w:r>
         <w:rPr>
           <w:b/>
           <w:bCs/>
         </w:rPr>
-        <w:t>Cerințe</w:t>
-      </w:r>
-      <w:proofErr w:type="spellEnd"/>
-      <w:r>
-        <w:rPr>
-          <w:b/>
-          <w:bCs/>
-        </w:rPr>
-        <w:t xml:space="preserve"> </w:t>
-      </w:r>
-      <w:proofErr w:type="spellStart"/>
-      <w:r>
-        <w:rPr>
-          <w:b/>
-          <w:bCs/>
-        </w:rPr>
-        <w:t>Raport</w:t>
-      </w:r>
-      <w:proofErr w:type="spellEnd"/>
-      <w:r>
-        <w:rPr>
-          <w:b/>
-          <w:bCs/>
-        </w:rPr>
-        <w:t xml:space="preserve"> </w:t>
-      </w:r>
-      <w:proofErr w:type="spellStart"/>
-      <w:r>
-        <w:rPr>
-          <w:b/>
-          <w:bCs/>
-        </w:rPr>
-        <w:t>Analiză</w:t>
-      </w:r>
-      <w:proofErr w:type="spellEnd"/>
+        <w:t>Cerințe Raport Analiză</w:t>
+      </w:r>
       <w:r>
         <w:t> </w:t>
       </w:r>
@@ -179,469 +117,36 @@
         </w:rPr>
         <w:t xml:space="preserve">(0,25p) </w:t>
       </w:r>
-      <w:proofErr w:type="spellStart"/>
-      <w:r>
-        <w:t>Descrierea</w:t>
-      </w:r>
-      <w:proofErr w:type="spellEnd"/>
-      <w:r>
-        <w:t xml:space="preserve"> </w:t>
-      </w:r>
-      <w:proofErr w:type="spellStart"/>
-      <w:r>
-        <w:t>modelului</w:t>
-      </w:r>
-      <w:proofErr w:type="spellEnd"/>
-      <w:r>
-        <w:t xml:space="preserve"> ales </w:t>
-      </w:r>
-      <w:proofErr w:type="spellStart"/>
-      <w:r>
-        <w:t>și</w:t>
-      </w:r>
-      <w:proofErr w:type="spellEnd"/>
-      <w:r>
-        <w:t xml:space="preserve"> a </w:t>
-      </w:r>
-      <w:proofErr w:type="spellStart"/>
-      <w:r>
-        <w:t>obiectivelor</w:t>
-      </w:r>
-      <w:proofErr w:type="spellEnd"/>
-      <w:r>
-        <w:t xml:space="preserve"> </w:t>
-      </w:r>
-      <w:proofErr w:type="spellStart"/>
-      <w:r>
-        <w:t>aplicației</w:t>
-      </w:r>
-      <w:proofErr w:type="spellEnd"/>
-      <w:r>
-        <w:t xml:space="preserve"> - </w:t>
-      </w:r>
-      <w:proofErr w:type="spellStart"/>
+      <w:r>
+        <w:t xml:space="preserve">Descrierea modelului ales și a obiectivelor aplicației - </w:t>
+      </w:r>
       <w:r>
         <w:rPr>
           <w:b/>
           <w:bCs/>
         </w:rPr>
-        <w:t>obligatoriu</w:t>
-      </w:r>
-      <w:proofErr w:type="spellEnd"/>
-      <w:r>
-        <w:rPr>
-          <w:b/>
-          <w:bCs/>
-        </w:rPr>
-        <w:t xml:space="preserve"> </w:t>
-      </w:r>
-    </w:p>
-    <w:p>
-      <w:proofErr w:type="spellStart"/>
-      <w:r>
-        <w:t>Modelul</w:t>
-      </w:r>
-      <w:proofErr w:type="spellEnd"/>
-      <w:r>
-        <w:t xml:space="preserve"> de </w:t>
-      </w:r>
-      <w:proofErr w:type="spellStart"/>
-      <w:r>
-        <w:t>bază</w:t>
-      </w:r>
-      <w:proofErr w:type="spellEnd"/>
-      <w:r>
-        <w:t xml:space="preserve"> de date </w:t>
-      </w:r>
-      <w:proofErr w:type="spellStart"/>
-      <w:r>
-        <w:t>reprezinta</w:t>
-      </w:r>
-      <w:proofErr w:type="spellEnd"/>
-      <w:r>
-        <w:t xml:space="preserve"> un </w:t>
-      </w:r>
-      <w:proofErr w:type="spellStart"/>
-      <w:r>
-        <w:t>sistem</w:t>
-      </w:r>
-      <w:proofErr w:type="spellEnd"/>
-      <w:r>
-        <w:t xml:space="preserve"> de </w:t>
-      </w:r>
-      <w:proofErr w:type="spellStart"/>
-      <w:r>
-        <w:t>gestiune</w:t>
-      </w:r>
-      <w:proofErr w:type="spellEnd"/>
-      <w:r>
-        <w:t xml:space="preserve"> </w:t>
-      </w:r>
-      <w:proofErr w:type="spellStart"/>
-      <w:r>
-        <w:t>pentru</w:t>
-      </w:r>
-      <w:proofErr w:type="spellEnd"/>
-      <w:r>
-        <w:t xml:space="preserve"> o </w:t>
-      </w:r>
-      <w:proofErr w:type="spellStart"/>
-      <w:r>
-        <w:t>unitate</w:t>
-      </w:r>
-      <w:proofErr w:type="spellEnd"/>
-      <w:r>
-        <w:t xml:space="preserve"> </w:t>
-      </w:r>
-      <w:proofErr w:type="spellStart"/>
-      <w:r>
-        <w:t>hoteliera</w:t>
-      </w:r>
-      <w:proofErr w:type="spellEnd"/>
-      <w:r>
-        <w:t xml:space="preserve"> care </w:t>
-      </w:r>
-      <w:proofErr w:type="spellStart"/>
-      <w:r>
-        <w:t>ofera</w:t>
-      </w:r>
-      <w:proofErr w:type="spellEnd"/>
-      <w:r>
-        <w:t xml:space="preserve"> </w:t>
-      </w:r>
-      <w:proofErr w:type="spellStart"/>
-      <w:r>
-        <w:t>servicii</w:t>
-      </w:r>
-      <w:proofErr w:type="spellEnd"/>
-      <w:r>
-        <w:t xml:space="preserve"> de cazare, organizare </w:t>
-      </w:r>
-      <w:proofErr w:type="spellStart"/>
-      <w:r>
-        <w:t>evenimente</w:t>
-      </w:r>
-      <w:proofErr w:type="spellEnd"/>
-      <w:r>
-        <w:t xml:space="preserve"> si </w:t>
-      </w:r>
-      <w:proofErr w:type="spellStart"/>
-      <w:r>
-        <w:t>servicii</w:t>
-      </w:r>
-      <w:proofErr w:type="spellEnd"/>
-      <w:r>
-        <w:t xml:space="preserve"> </w:t>
-      </w:r>
-      <w:proofErr w:type="spellStart"/>
-      <w:proofErr w:type="gramStart"/>
-      <w:r>
-        <w:t>suplimentare</w:t>
-      </w:r>
-      <w:proofErr w:type="spellEnd"/>
-      <w:r>
-        <w:t>(</w:t>
-      </w:r>
-      <w:proofErr w:type="gramEnd"/>
-      <w:r>
-        <w:t xml:space="preserve">spa, fitness, </w:t>
-      </w:r>
-      <w:proofErr w:type="spellStart"/>
-      <w:r>
-        <w:t>etc</w:t>
-      </w:r>
-      <w:proofErr w:type="spellEnd"/>
-      <w:r>
-        <w:t>).</w:t>
-      </w:r>
-    </w:p>
-    <w:p>
-      <w:proofErr w:type="spellStart"/>
-      <w:r>
-        <w:t>Sistemul</w:t>
-      </w:r>
-      <w:proofErr w:type="spellEnd"/>
-      <w:r>
-        <w:t xml:space="preserve"> OLTP are </w:t>
-      </w:r>
-      <w:proofErr w:type="spellStart"/>
-      <w:r>
-        <w:t>rolul</w:t>
-      </w:r>
-      <w:proofErr w:type="spellEnd"/>
-      <w:r>
-        <w:t xml:space="preserve"> de a </w:t>
-      </w:r>
-      <w:proofErr w:type="spellStart"/>
-      <w:r>
-        <w:t>asigura</w:t>
-      </w:r>
-      <w:proofErr w:type="spellEnd"/>
-      <w:r>
-        <w:t xml:space="preserve"> </w:t>
-      </w:r>
-      <w:proofErr w:type="spellStart"/>
-      <w:r>
-        <w:t>gestionarea</w:t>
-      </w:r>
-      <w:proofErr w:type="spellEnd"/>
-      <w:r>
-        <w:t xml:space="preserve"> </w:t>
-      </w:r>
-      <w:proofErr w:type="spellStart"/>
-      <w:r>
-        <w:t>operatiunilor</w:t>
-      </w:r>
-      <w:proofErr w:type="spellEnd"/>
-      <w:r>
-        <w:t xml:space="preserve"> </w:t>
-      </w:r>
-      <w:proofErr w:type="spellStart"/>
-      <w:r>
-        <w:t>zilnice</w:t>
-      </w:r>
-      <w:proofErr w:type="spellEnd"/>
-      <w:r>
-        <w:t xml:space="preserve"> ale </w:t>
-      </w:r>
-      <w:proofErr w:type="spellStart"/>
-      <w:r>
-        <w:t>hotelului</w:t>
-      </w:r>
-      <w:proofErr w:type="spellEnd"/>
-      <w:r>
-        <w:t xml:space="preserve"> de la </w:t>
-      </w:r>
-      <w:proofErr w:type="spellStart"/>
-      <w:r>
-        <w:t>rezervarea</w:t>
-      </w:r>
-      <w:proofErr w:type="spellEnd"/>
-      <w:r>
-        <w:t xml:space="preserve"> </w:t>
-      </w:r>
-      <w:proofErr w:type="spellStart"/>
-      <w:r>
-        <w:t>camerelor</w:t>
-      </w:r>
-      <w:proofErr w:type="spellEnd"/>
-      <w:r>
-        <w:t xml:space="preserve"> si </w:t>
-      </w:r>
-      <w:proofErr w:type="spellStart"/>
-      <w:r>
-        <w:t>inregistrarea</w:t>
-      </w:r>
-      <w:proofErr w:type="spellEnd"/>
-      <w:r>
-        <w:t xml:space="preserve"> </w:t>
-      </w:r>
-      <w:proofErr w:type="spellStart"/>
-      <w:r>
-        <w:t>clientilor</w:t>
-      </w:r>
-      <w:proofErr w:type="spellEnd"/>
-      <w:r>
-        <w:t xml:space="preserve"> pana la </w:t>
-      </w:r>
-      <w:proofErr w:type="spellStart"/>
-      <w:r>
-        <w:t>procesarea</w:t>
-      </w:r>
-      <w:proofErr w:type="spellEnd"/>
-      <w:r>
-        <w:t xml:space="preserve"> </w:t>
-      </w:r>
-      <w:proofErr w:type="spellStart"/>
-      <w:r>
-        <w:t>platilor</w:t>
-      </w:r>
-      <w:proofErr w:type="spellEnd"/>
-      <w:r>
-        <w:t xml:space="preserve"> si </w:t>
-      </w:r>
-      <w:proofErr w:type="spellStart"/>
-      <w:r>
-        <w:t>gestionarea</w:t>
-      </w:r>
-      <w:proofErr w:type="spellEnd"/>
-      <w:r>
-        <w:t xml:space="preserve"> </w:t>
-      </w:r>
-      <w:proofErr w:type="spellStart"/>
-      <w:r>
-        <w:t>evenimentelor</w:t>
-      </w:r>
-      <w:proofErr w:type="spellEnd"/>
-      <w:r>
-        <w:t xml:space="preserve">. </w:t>
-      </w:r>
-      <w:proofErr w:type="spellStart"/>
-      <w:r>
-        <w:t>Principalele</w:t>
-      </w:r>
-      <w:proofErr w:type="spellEnd"/>
-      <w:r>
-        <w:t xml:space="preserve"> </w:t>
-      </w:r>
-      <w:proofErr w:type="spellStart"/>
-      <w:r>
-        <w:t>entitati</w:t>
-      </w:r>
-      <w:proofErr w:type="spellEnd"/>
-      <w:r>
-        <w:t xml:space="preserve"> </w:t>
-      </w:r>
-      <w:proofErr w:type="spellStart"/>
-      <w:r>
-        <w:t>implicatie</w:t>
-      </w:r>
-      <w:proofErr w:type="spellEnd"/>
-      <w:r>
-        <w:t xml:space="preserve"> in </w:t>
-      </w:r>
-      <w:proofErr w:type="spellStart"/>
-      <w:r>
-        <w:t>sistem</w:t>
-      </w:r>
-      <w:proofErr w:type="spellEnd"/>
-      <w:r>
-        <w:t xml:space="preserve"> sunt: </w:t>
-      </w:r>
-      <w:proofErr w:type="spellStart"/>
-      <w:r>
-        <w:t>Clienti</w:t>
-      </w:r>
-      <w:proofErr w:type="spellEnd"/>
-      <w:r>
-        <w:t xml:space="preserve">, </w:t>
-      </w:r>
-      <w:proofErr w:type="spellStart"/>
-      <w:r>
-        <w:t>Rezervari</w:t>
-      </w:r>
-      <w:proofErr w:type="spellEnd"/>
-      <w:r>
-        <w:t xml:space="preserve">, Camere, </w:t>
-      </w:r>
-      <w:proofErr w:type="spellStart"/>
-      <w:r>
-        <w:t>Servicii</w:t>
-      </w:r>
-      <w:proofErr w:type="spellEnd"/>
-      <w:r>
-        <w:t xml:space="preserve">, Plati, </w:t>
-      </w:r>
-      <w:proofErr w:type="spellStart"/>
-      <w:r>
-        <w:t>Angajati</w:t>
-      </w:r>
-      <w:proofErr w:type="spellEnd"/>
-      <w:r>
-        <w:t xml:space="preserve">, </w:t>
-      </w:r>
-      <w:proofErr w:type="spellStart"/>
-      <w:r>
-        <w:t>Evenimente</w:t>
-      </w:r>
-      <w:proofErr w:type="spellEnd"/>
-      <w:r>
-        <w:t xml:space="preserve">, Tip Camere, Sali </w:t>
-      </w:r>
-      <w:proofErr w:type="spellStart"/>
-      <w:r>
-        <w:t>Evenimente</w:t>
-      </w:r>
-      <w:proofErr w:type="spellEnd"/>
-      <w:r>
-        <w:t xml:space="preserve">, </w:t>
-      </w:r>
-      <w:proofErr w:type="spellStart"/>
-      <w:r>
-        <w:t>Departamente</w:t>
-      </w:r>
-      <w:proofErr w:type="spellEnd"/>
+        <w:t xml:space="preserve">obligatoriu </w:t>
+      </w:r>
+    </w:p>
+    <w:p>
+      <w:r>
+        <w:t>Modelul de bază de date reprezinta un sistem de gestiune pentru o unitate hoteliera care ofera servicii de cazare, organizare evenimente si servicii suplimentare(spa, fitness, etc).</w:t>
+      </w:r>
+    </w:p>
+    <w:p>
+      <w:r>
+        <w:t>Sistemul OLTP are rolul de a asigura gestionarea operatiunilor zilnice ale hotelului de la rezervarea camerelor si inregistrarea clientilor pana la procesarea platilor si gestionarea evenimentelor. Principalele entitati implicatie in sistem sunt: Clienti, Rezervari, Camere, Servicii, Plati, Angajati, Evenimente</w:t>
+      </w:r>
+      <w:r>
+        <w:t>, Tip Camere, Sali Evenimente, Departamente</w:t>
+      </w:r>
       <w:r>
         <w:t>.</w:t>
       </w:r>
     </w:p>
     <w:p>
-      <w:proofErr w:type="spellStart"/>
-      <w:r>
-        <w:t>Scopul</w:t>
-      </w:r>
-      <w:proofErr w:type="spellEnd"/>
-      <w:r>
-        <w:t xml:space="preserve"> principal al </w:t>
-      </w:r>
-      <w:proofErr w:type="spellStart"/>
-      <w:r>
-        <w:t>aplicatiei</w:t>
-      </w:r>
-      <w:proofErr w:type="spellEnd"/>
-      <w:r>
-        <w:t xml:space="preserve"> este </w:t>
-      </w:r>
-      <w:proofErr w:type="spellStart"/>
-      <w:r>
-        <w:t>crearea</w:t>
-      </w:r>
-      <w:proofErr w:type="spellEnd"/>
-      <w:r>
-        <w:t xml:space="preserve"> </w:t>
-      </w:r>
-      <w:proofErr w:type="spellStart"/>
-      <w:r>
-        <w:t>unui</w:t>
-      </w:r>
-      <w:proofErr w:type="spellEnd"/>
-      <w:r>
-        <w:t xml:space="preserve"> </w:t>
-      </w:r>
-      <w:proofErr w:type="spellStart"/>
-      <w:r>
-        <w:t>depozit</w:t>
-      </w:r>
-      <w:proofErr w:type="spellEnd"/>
-      <w:r>
-        <w:t xml:space="preserve"> de date care </w:t>
-      </w:r>
-      <w:proofErr w:type="spellStart"/>
-      <w:r>
-        <w:t>sa</w:t>
-      </w:r>
-      <w:proofErr w:type="spellEnd"/>
-      <w:r>
-        <w:t xml:space="preserve"> permita analiza </w:t>
-      </w:r>
-      <w:proofErr w:type="spellStart"/>
-      <w:r>
-        <w:t>detaliata</w:t>
-      </w:r>
-      <w:proofErr w:type="spellEnd"/>
-      <w:r>
-        <w:t xml:space="preserve"> </w:t>
-      </w:r>
-      <w:proofErr w:type="gramStart"/>
-      <w:r>
-        <w:t xml:space="preserve">a  </w:t>
-      </w:r>
-      <w:proofErr w:type="spellStart"/>
-      <w:r>
-        <w:t>activitatii</w:t>
-      </w:r>
-      <w:proofErr w:type="spellEnd"/>
-      <w:proofErr w:type="gramEnd"/>
-      <w:r>
-        <w:t xml:space="preserve"> </w:t>
-      </w:r>
-      <w:proofErr w:type="spellStart"/>
-      <w:r>
-        <w:t>hoteliere</w:t>
-      </w:r>
-      <w:proofErr w:type="spellEnd"/>
-      <w:r>
-        <w:t>.</w:t>
+      <w:r>
+        <w:t>Scopul principal al aplicatiei este crearea unui depozit de date care sa permita analiza detaliata a  activitatii hoteliere.</w:t>
       </w:r>
     </w:p>
     <w:p>
@@ -662,69 +167,8 @@
         </w:rPr>
         <w:t xml:space="preserve">(1p) </w:t>
       </w:r>
-      <w:proofErr w:type="spellStart"/>
-      <w:r>
-        <w:t>Diagramele</w:t>
-      </w:r>
-      <w:proofErr w:type="spellEnd"/>
-      <w:r>
-        <w:t xml:space="preserve"> </w:t>
-      </w:r>
-      <w:proofErr w:type="spellStart"/>
-      <w:r>
-        <w:t>bazei</w:t>
-      </w:r>
-      <w:proofErr w:type="spellEnd"/>
-      <w:r>
-        <w:t xml:space="preserve"> de date OLTP </w:t>
-      </w:r>
-      <w:proofErr w:type="spellStart"/>
-      <w:r>
-        <w:t>inițiale</w:t>
-      </w:r>
-      <w:proofErr w:type="spellEnd"/>
-      <w:r>
-        <w:t xml:space="preserve">, care va fi </w:t>
-      </w:r>
-      <w:proofErr w:type="spellStart"/>
-      <w:r>
-        <w:t>utilizată</w:t>
-      </w:r>
-      <w:proofErr w:type="spellEnd"/>
-      <w:r>
-        <w:t xml:space="preserve"> ca </w:t>
-      </w:r>
-      <w:proofErr w:type="spellStart"/>
-      <w:r>
-        <w:t>bază</w:t>
-      </w:r>
-      <w:proofErr w:type="spellEnd"/>
-      <w:r>
-        <w:t xml:space="preserve"> </w:t>
-      </w:r>
-      <w:proofErr w:type="spellStart"/>
-      <w:r>
-        <w:t>pentru</w:t>
-      </w:r>
-      <w:proofErr w:type="spellEnd"/>
-      <w:r>
-        <w:t xml:space="preserve"> </w:t>
-      </w:r>
-      <w:proofErr w:type="spellStart"/>
-      <w:r>
-        <w:t>distribuirea</w:t>
-      </w:r>
-      <w:proofErr w:type="spellEnd"/>
-      <w:r>
-        <w:t xml:space="preserve"> </w:t>
-      </w:r>
-      <w:proofErr w:type="spellStart"/>
-      <w:r>
-        <w:t>datelor</w:t>
-      </w:r>
-      <w:proofErr w:type="spellEnd"/>
-      <w:r>
-        <w:t>.</w:t>
+      <w:r>
+        <w:t>Diagramele bazei de date OLTP inițiale, care va fi utilizată ca bază pentru distribuirea datelor.</w:t>
       </w:r>
       <w:r>
         <w:rPr>
@@ -753,110 +197,14 @@
         <w:t xml:space="preserve">(0,5p) </w:t>
       </w:r>
       <w:r>
-        <w:t xml:space="preserve">Diagrama </w:t>
-      </w:r>
-      <w:proofErr w:type="spellStart"/>
-      <w:r>
-        <w:t>entitate</w:t>
-      </w:r>
-      <w:proofErr w:type="spellEnd"/>
-      <w:r>
-        <w:t xml:space="preserve"> – </w:t>
-      </w:r>
-      <w:proofErr w:type="spellStart"/>
-      <w:r>
-        <w:t>relație</w:t>
-      </w:r>
-      <w:proofErr w:type="spellEnd"/>
-      <w:r>
-        <w:t xml:space="preserve"> a </w:t>
-      </w:r>
-      <w:proofErr w:type="spellStart"/>
-      <w:r>
-        <w:t>bazei</w:t>
-      </w:r>
-      <w:proofErr w:type="spellEnd"/>
-      <w:r>
-        <w:t xml:space="preserve"> de date OLTP </w:t>
-      </w:r>
-      <w:proofErr w:type="spellStart"/>
-      <w:r>
-        <w:t>inițiale</w:t>
-      </w:r>
-      <w:proofErr w:type="spellEnd"/>
-      <w:r>
-        <w:t xml:space="preserve"> (</w:t>
-      </w:r>
-      <w:proofErr w:type="spellStart"/>
-      <w:r>
-        <w:t>minim</w:t>
-      </w:r>
-      <w:proofErr w:type="spellEnd"/>
-      <w:r>
-        <w:t xml:space="preserve"> 10 </w:t>
-      </w:r>
-      <w:proofErr w:type="spellStart"/>
-      <w:r>
-        <w:t>entități</w:t>
-      </w:r>
-      <w:proofErr w:type="spellEnd"/>
-      <w:r>
-        <w:t xml:space="preserve"> independente; </w:t>
-      </w:r>
-      <w:proofErr w:type="spellStart"/>
-      <w:r>
-        <w:t>minim</w:t>
-      </w:r>
-      <w:proofErr w:type="spellEnd"/>
-      <w:r>
-        <w:t xml:space="preserve"> o </w:t>
-      </w:r>
-      <w:proofErr w:type="spellStart"/>
-      <w:r>
-        <w:t>relație</w:t>
-      </w:r>
-      <w:proofErr w:type="spellEnd"/>
-      <w:r>
-        <w:t xml:space="preserve"> de </w:t>
-      </w:r>
-      <w:proofErr w:type="spellStart"/>
-      <w:r>
-        <w:t>tip</w:t>
-      </w:r>
-      <w:proofErr w:type="spellEnd"/>
-      <w:r>
-        <w:t xml:space="preserve"> </w:t>
-      </w:r>
-      <w:proofErr w:type="spellStart"/>
-      <w:r>
-        <w:t>many-to-many</w:t>
-      </w:r>
-      <w:proofErr w:type="spellEnd"/>
-      <w:r>
-        <w:t>; normalizare FN3)</w:t>
+        <w:t>Diagrama entitate – relație a bazei de date OLTP inițiale (minim 10 entități independente; minim o relație de tip many-to-many; normalizare FN3)</w:t>
       </w:r>
       <w:r>
         <w:rPr>
           <w:b/>
           <w:bCs/>
         </w:rPr>
-        <w:t xml:space="preserve"> - </w:t>
-      </w:r>
-      <w:proofErr w:type="spellStart"/>
-      <w:r>
-        <w:rPr>
-          <w:b/>
-          <w:bCs/>
-        </w:rPr>
-        <w:t>obligatoriu</w:t>
-      </w:r>
-      <w:proofErr w:type="spellEnd"/>
-      <w:r>
-        <w:rPr>
-          <w:b/>
-          <w:bCs/>
-        </w:rPr>
-        <w:t xml:space="preserve"> </w:t>
+        <w:t xml:space="preserve"> - obligatoriu </w:t>
       </w:r>
     </w:p>
     <w:p>
@@ -873,10 +221,10 @@
           <w:noProof/>
         </w:rPr>
         <w:drawing>
-          <wp:inline distT="0" distB="0" distL="0" distR="0" wp14:anchorId="63D91D8D" wp14:editId="08DCEABA">
-            <wp:extent cx="6858000" cy="4590415"/>
-            <wp:effectExtent l="0" t="0" r="0" b="635"/>
-            <wp:docPr id="770513288" name="Picture 2"/>
+          <wp:inline distT="0" distB="0" distL="0" distR="0" wp14:anchorId="7E17EB21" wp14:editId="0A977D4F">
+            <wp:extent cx="6858000" cy="3914140"/>
+            <wp:effectExtent l="0" t="0" r="0" b="0"/>
+            <wp:docPr id="592461196" name="Picture 1"/>
             <wp:cNvGraphicFramePr>
               <a:graphicFrameLocks xmlns:a="http://schemas.openxmlformats.org/drawingml/2006/main" noChangeAspect="1"/>
             </wp:cNvGraphicFramePr>
@@ -884,7 +232,7 @@
               <a:graphicData uri="http://schemas.openxmlformats.org/drawingml/2006/picture">
                 <pic:pic xmlns:pic="http://schemas.openxmlformats.org/drawingml/2006/picture">
                   <pic:nvPicPr>
-                    <pic:cNvPr id="0" name="Picture 3"/>
+                    <pic:cNvPr id="0" name="Picture 1"/>
                     <pic:cNvPicPr>
                       <a:picLocks noChangeAspect="1" noChangeArrowheads="1"/>
                     </pic:cNvPicPr>
@@ -905,7 +253,7 @@
                   <pic:spPr bwMode="auto">
                     <a:xfrm>
                       <a:off x="0" y="0"/>
-                      <a:ext cx="6858000" cy="4590415"/>
+                      <a:ext cx="6858000" cy="3914140"/>
                     </a:xfrm>
                     <a:prstGeom prst="rect">
                       <a:avLst/>
@@ -934,29 +282,11 @@
           <w:b/>
           <w:bCs/>
         </w:rPr>
-        <w:lastRenderedPageBreak/>
         <w:t xml:space="preserve">(0,5p) </w:t>
       </w:r>
       <w:r>
-        <w:t xml:space="preserve">Diagrama </w:t>
-      </w:r>
-      <w:proofErr w:type="spellStart"/>
-      <w:r>
-        <w:t>conceptuală</w:t>
-      </w:r>
-      <w:proofErr w:type="spellEnd"/>
-      <w:r>
-        <w:t xml:space="preserve"> a </w:t>
-      </w:r>
-      <w:proofErr w:type="spellStart"/>
-      <w:r>
-        <w:t>bazei</w:t>
-      </w:r>
-      <w:proofErr w:type="spellEnd"/>
-      <w:r>
-        <w:t xml:space="preserve"> de date OLTP – </w:t>
-      </w:r>
-      <w:proofErr w:type="spellStart"/>
+        <w:t xml:space="preserve">Diagrama conceptuală a bazei de date OLTP – </w:t>
+      </w:r>
       <w:r>
         <w:rPr>
           <w:b/>
@@ -964,13 +294,13 @@
         </w:rPr>
         <w:t>obligatoriu</w:t>
       </w:r>
-      <w:proofErr w:type="spellEnd"/>
       <w:r>
         <w:t> </w:t>
       </w:r>
     </w:p>
     <w:p>
       <w:r>
+        <w:lastRenderedPageBreak/>
         <w:t xml:space="preserve">                </w:t>
       </w:r>
       <w:r>
@@ -978,10 +308,10 @@
           <w:noProof/>
         </w:rPr>
         <w:drawing>
-          <wp:inline distT="0" distB="0" distL="0" distR="0" wp14:anchorId="30005D00" wp14:editId="630CD48C">
-            <wp:extent cx="6858000" cy="4445635"/>
+          <wp:inline distT="0" distB="0" distL="0" distR="0" wp14:anchorId="3528F089" wp14:editId="0572F1FD">
+            <wp:extent cx="6858000" cy="4458335"/>
             <wp:effectExtent l="0" t="0" r="0" b="0"/>
-            <wp:docPr id="76628168" name="Picture 1"/>
+            <wp:docPr id="1833084765" name="Picture 2"/>
             <wp:cNvGraphicFramePr>
               <a:graphicFrameLocks xmlns:a="http://schemas.openxmlformats.org/drawingml/2006/main" noChangeAspect="1"/>
             </wp:cNvGraphicFramePr>
@@ -989,7 +319,7 @@
               <a:graphicData uri="http://schemas.openxmlformats.org/drawingml/2006/picture">
                 <pic:pic xmlns:pic="http://schemas.openxmlformats.org/drawingml/2006/picture">
                   <pic:nvPicPr>
-                    <pic:cNvPr id="0" name="Picture 1"/>
+                    <pic:cNvPr id="0" name="Picture 3"/>
                     <pic:cNvPicPr>
                       <a:picLocks noChangeAspect="1" noChangeArrowheads="1"/>
                     </pic:cNvPicPr>
@@ -1010,7 +340,7 @@
                   <pic:spPr bwMode="auto">
                     <a:xfrm>
                       <a:off x="0" y="0"/>
-                      <a:ext cx="6858000" cy="4445635"/>
+                      <a:ext cx="6858000" cy="4458335"/>
                     </a:xfrm>
                     <a:prstGeom prst="rect">
                       <a:avLst/>
@@ -1307,118 +637,20 @@
         </w:rPr>
       </w:pPr>
       <w:r>
+        <w:t>Schema bazei de date conține relația HOTEL, care stochează informațiile despre hotelurile gestionate de sistem.</w:t>
+      </w:r>
+    </w:p>
+    <w:p>
+      <w:pPr>
+        <w:ind w:left="720"/>
+        <w:rPr>
+          <w:noProof/>
+          <w:lang w:val="en-US"/>
+        </w:rPr>
+      </w:pPr>
+      <w:r>
         <w:lastRenderedPageBreak/>
-        <w:t xml:space="preserve">Schema </w:t>
-      </w:r>
-      <w:proofErr w:type="spellStart"/>
-      <w:r>
-        <w:t>bazei</w:t>
-      </w:r>
-      <w:proofErr w:type="spellEnd"/>
-      <w:r>
-        <w:t xml:space="preserve"> de date </w:t>
-      </w:r>
-      <w:proofErr w:type="spellStart"/>
-      <w:r>
-        <w:t>conține</w:t>
-      </w:r>
-      <w:proofErr w:type="spellEnd"/>
-      <w:r>
-        <w:t xml:space="preserve"> </w:t>
-      </w:r>
-      <w:proofErr w:type="spellStart"/>
-      <w:r>
-        <w:t>relația</w:t>
-      </w:r>
-      <w:proofErr w:type="spellEnd"/>
-      <w:r>
-        <w:t xml:space="preserve"> HOTEL, care </w:t>
-      </w:r>
-      <w:proofErr w:type="spellStart"/>
-      <w:r>
-        <w:t>stochează</w:t>
-      </w:r>
-      <w:proofErr w:type="spellEnd"/>
-      <w:r>
-        <w:t xml:space="preserve"> </w:t>
-      </w:r>
-      <w:proofErr w:type="spellStart"/>
-      <w:r>
-        <w:t>informațiile</w:t>
-      </w:r>
-      <w:proofErr w:type="spellEnd"/>
-      <w:r>
-        <w:t xml:space="preserve"> despre </w:t>
-      </w:r>
-      <w:proofErr w:type="spellStart"/>
-      <w:r>
-        <w:t>hotelurile</w:t>
-      </w:r>
-      <w:proofErr w:type="spellEnd"/>
-      <w:r>
-        <w:t xml:space="preserve"> </w:t>
-      </w:r>
-      <w:proofErr w:type="spellStart"/>
-      <w:r>
-        <w:t>gestionate</w:t>
-      </w:r>
-      <w:proofErr w:type="spellEnd"/>
-      <w:r>
-        <w:t xml:space="preserve"> de </w:t>
-      </w:r>
-      <w:proofErr w:type="spellStart"/>
-      <w:r>
-        <w:t>sistem</w:t>
-      </w:r>
-      <w:proofErr w:type="spellEnd"/>
-      <w:r>
-        <w:t>.</w:t>
-      </w:r>
-    </w:p>
-    <w:p>
-      <w:pPr>
-        <w:ind w:left="720"/>
-        <w:rPr>
-          <w:noProof/>
-          <w:lang w:val="en-US"/>
-        </w:rPr>
-      </w:pPr>
-      <w:proofErr w:type="gramStart"/>
-      <w:r>
-        <w:t>HOTEL(</w:t>
-      </w:r>
-      <w:proofErr w:type="spellStart"/>
-      <w:proofErr w:type="gramEnd"/>
-      <w:r>
-        <w:t>id_hotel</w:t>
-      </w:r>
-      <w:proofErr w:type="spellEnd"/>
-      <w:r>
-        <w:t xml:space="preserve">, </w:t>
-      </w:r>
-      <w:proofErr w:type="spellStart"/>
-      <w:r>
-        <w:t>nume_hotel</w:t>
-      </w:r>
-      <w:proofErr w:type="spellEnd"/>
-      <w:r>
-        <w:t xml:space="preserve">, oras, </w:t>
-      </w:r>
-      <w:proofErr w:type="spellStart"/>
-      <w:r>
-        <w:t>nr_stele</w:t>
-      </w:r>
-      <w:proofErr w:type="spellEnd"/>
-      <w:r>
-        <w:t xml:space="preserve">, </w:t>
-      </w:r>
-      <w:proofErr w:type="spellStart"/>
-      <w:r>
-        <w:t>capacitate</w:t>
-      </w:r>
-      <w:proofErr w:type="spellEnd"/>
-      <w:r>
-        <w:t>)</w:t>
+        <w:t>HOTEL(id_hotel, nume_hotel, oras, nr_stele, capacitate)</w:t>
       </w:r>
       <w:r>
         <w:rPr>
@@ -1481,7 +713,6 @@
                 <w:lang w:val="en-GB" w:eastAsia="en-GB"/>
               </w:rPr>
             </w:pPr>
-            <w:proofErr w:type="spellStart"/>
             <w:r>
               <w:rPr>
                 <w:rFonts w:ascii="Aptos Narrow" w:eastAsia="Times New Roman" w:hAnsi="Aptos Narrow" w:cs="Times New Roman"/>
@@ -1492,7 +723,6 @@
               </w:rPr>
               <w:t>id_hotel</w:t>
             </w:r>
-            <w:proofErr w:type="spellEnd"/>
           </w:p>
         </w:tc>
         <w:tc>
@@ -1513,7 +743,6 @@
                 <w:lang w:val="en-GB" w:eastAsia="en-GB"/>
               </w:rPr>
             </w:pPr>
-            <w:proofErr w:type="spellStart"/>
             <w:r>
               <w:rPr>
                 <w:rFonts w:ascii="Aptos Narrow" w:eastAsia="Times New Roman" w:hAnsi="Aptos Narrow" w:cs="Times New Roman"/>
@@ -1524,7 +753,6 @@
               </w:rPr>
               <w:t>nume_hotel</w:t>
             </w:r>
-            <w:proofErr w:type="spellEnd"/>
           </w:p>
         </w:tc>
         <w:tc>
@@ -1545,7 +773,6 @@
                 <w:lang w:val="en-GB" w:eastAsia="en-GB"/>
               </w:rPr>
             </w:pPr>
-            <w:proofErr w:type="spellStart"/>
             <w:r>
               <w:rPr>
                 <w:rFonts w:ascii="Aptos Narrow" w:eastAsia="Times New Roman" w:hAnsi="Aptos Narrow" w:cs="Times New Roman"/>
@@ -1556,7 +783,6 @@
               </w:rPr>
               <w:t>oras</w:t>
             </w:r>
-            <w:proofErr w:type="spellEnd"/>
           </w:p>
         </w:tc>
         <w:tc>
@@ -1577,7 +803,6 @@
                 <w:lang w:val="en-GB" w:eastAsia="en-GB"/>
               </w:rPr>
             </w:pPr>
-            <w:proofErr w:type="spellStart"/>
             <w:r>
               <w:rPr>
                 <w:rFonts w:ascii="Aptos Narrow" w:eastAsia="Times New Roman" w:hAnsi="Aptos Narrow" w:cs="Times New Roman"/>
@@ -1588,7 +813,6 @@
               </w:rPr>
               <w:t>nr_stele</w:t>
             </w:r>
-            <w:proofErr w:type="spellEnd"/>
           </w:p>
         </w:tc>
         <w:tc>
@@ -1676,18 +900,8 @@
                 <w:color w:val="000000"/>
                 <w:lang w:val="en-GB" w:eastAsia="en-GB"/>
               </w:rPr>
-              <w:t xml:space="preserve">Grand Hotel </w:t>
-            </w:r>
-            <w:proofErr w:type="spellStart"/>
-            <w:r>
-              <w:rPr>
-                <w:rFonts w:ascii="Aptos Narrow" w:eastAsia="Times New Roman" w:hAnsi="Aptos Narrow" w:cs="Times New Roman"/>
-                <w:color w:val="000000"/>
-                <w:lang w:val="en-GB" w:eastAsia="en-GB"/>
-              </w:rPr>
-              <w:t>Bucuresti</w:t>
-            </w:r>
-            <w:proofErr w:type="spellEnd"/>
+              <w:t>Grand Hotel Bucuresti</w:t>
+            </w:r>
           </w:p>
         </w:tc>
         <w:tc>
@@ -1706,7 +920,6 @@
                 <w:lang w:val="en-GB" w:eastAsia="en-GB"/>
               </w:rPr>
             </w:pPr>
-            <w:proofErr w:type="spellStart"/>
             <w:r>
               <w:rPr>
                 <w:rFonts w:ascii="Aptos Narrow" w:eastAsia="Times New Roman" w:hAnsi="Aptos Narrow" w:cs="Times New Roman"/>
@@ -1715,7 +928,6 @@
               </w:rPr>
               <w:t>Bucuresti</w:t>
             </w:r>
-            <w:proofErr w:type="spellEnd"/>
           </w:p>
         </w:tc>
         <w:tc>
@@ -2230,22 +1442,22 @@
           <w:noProof/>
           <w:lang w:val="en-US"/>
         </w:rPr>
+        <w:t>q3: „Verifică numărul de stele și capacitatea hotelului din București" → accesează HOTEL cu predicatul oras = 'București'</w:t>
+      </w:r>
+    </w:p>
+    <w:p>
+      <w:pPr>
+        <w:rPr>
+          <w:noProof/>
+          <w:lang w:val="en-US"/>
+        </w:rPr>
+      </w:pPr>
+      <w:r>
+        <w:rPr>
+          <w:noProof/>
+          <w:lang w:val="en-US"/>
+        </w:rPr>
         <w:lastRenderedPageBreak/>
-        <w:t>q3: „Verifică numărul de stele și capacitatea hotelului din București" → accesează HOTEL cu predicatul oras = 'București'</w:t>
-      </w:r>
-    </w:p>
-    <w:p>
-      <w:pPr>
-        <w:rPr>
-          <w:noProof/>
-          <w:lang w:val="en-US"/>
-        </w:rPr>
-      </w:pPr>
-      <w:r>
-        <w:rPr>
-          <w:noProof/>
-          <w:lang w:val="en-US"/>
-        </w:rPr>
         <w:t>q4: „Verifică numărul de stele și capacitatea hotelului din Constanța" → accesează HOTEL cu predicatul oras = 'Constanța'</w:t>
       </w:r>
     </w:p>
@@ -2584,22 +1796,22 @@
           <w:noProof/>
           <w:lang w:val="en-US"/>
         </w:rPr>
+        <w:t>Algoritmul COM_MIN</w:t>
+      </w:r>
+    </w:p>
+    <w:p>
+      <w:pPr>
+        <w:rPr>
+          <w:noProof/>
+          <w:lang w:val="en-US"/>
+        </w:rPr>
+      </w:pPr>
+      <w:r>
+        <w:rPr>
+          <w:noProof/>
+          <w:lang w:val="en-US"/>
+        </w:rPr>
         <w:lastRenderedPageBreak/>
-        <w:t>Algoritmul COM_MIN</w:t>
-      </w:r>
-    </w:p>
-    <w:p>
-      <w:pPr>
-        <w:rPr>
-          <w:noProof/>
-          <w:lang w:val="en-US"/>
-        </w:rPr>
-      </w:pPr>
-      <w:r>
-        <w:rPr>
-          <w:noProof/>
-          <w:lang w:val="en-US"/>
-        </w:rPr>
         <w:t>Input:</w:t>
       </w:r>
     </w:p>
@@ -3024,22 +2236,22 @@
           <w:noProof/>
           <w:lang w:val="en-US"/>
         </w:rPr>
+        <w:t>Algoritmul PRIM_ORIZ</w:t>
+      </w:r>
+    </w:p>
+    <w:p>
+      <w:pPr>
+        <w:rPr>
+          <w:noProof/>
+          <w:lang w:val="en-US"/>
+        </w:rPr>
+      </w:pPr>
+      <w:r>
+        <w:rPr>
+          <w:noProof/>
+          <w:lang w:val="en-US"/>
+        </w:rPr>
         <w:lastRenderedPageBreak/>
-        <w:t>Algoritmul PRIM_ORIZ</w:t>
-      </w:r>
-    </w:p>
-    <w:p>
-      <w:pPr>
-        <w:rPr>
-          <w:noProof/>
-          <w:lang w:val="en-US"/>
-        </w:rPr>
-      </w:pPr>
-      <w:r>
-        <w:rPr>
-          <w:noProof/>
-          <w:lang w:val="en-US"/>
-        </w:rPr>
         <w:t>Input:</w:t>
       </w:r>
     </w:p>
@@ -3617,22 +2829,22 @@
           <w:noProof/>
           <w:lang w:val="en-US"/>
         </w:rPr>
+        <w:t>m2: oras = 'București' (simplificat, deoarece ¬(oras = 'Constanța') este redundant conform i1)</w:t>
+      </w:r>
+    </w:p>
+    <w:p>
+      <w:pPr>
+        <w:rPr>
+          <w:noProof/>
+          <w:lang w:val="en-US"/>
+        </w:rPr>
+      </w:pPr>
+      <w:r>
+        <w:rPr>
+          <w:noProof/>
+          <w:lang w:val="en-US"/>
+        </w:rPr>
         <w:lastRenderedPageBreak/>
-        <w:t>m2: oras = 'București' (simplificat, deoarece ¬(oras = 'Constanța') este redundant conform i1)</w:t>
-      </w:r>
-    </w:p>
-    <w:p>
-      <w:pPr>
-        <w:rPr>
-          <w:noProof/>
-          <w:lang w:val="en-US"/>
-        </w:rPr>
-      </w:pPr>
-      <w:r>
-        <w:rPr>
-          <w:noProof/>
-          <w:lang w:val="en-US"/>
-        </w:rPr>
         <w:t>m3: oras = 'Constanța' (simplificat, deoarece ¬(oras = 'București') este redundant conform i2)</w:t>
       </w:r>
     </w:p>
@@ -3766,7 +2978,6 @@
                 <w:lang w:val="en-GB" w:eastAsia="en-GB"/>
               </w:rPr>
             </w:pPr>
-            <w:proofErr w:type="spellStart"/>
             <w:r>
               <w:rPr>
                 <w:rFonts w:eastAsia="Times New Roman"/>
@@ -3776,7 +2987,6 @@
               </w:rPr>
               <w:t>id_hotel</w:t>
             </w:r>
-            <w:proofErr w:type="spellEnd"/>
           </w:p>
         </w:tc>
         <w:tc>
@@ -3802,7 +3012,6 @@
                 <w:lang w:val="en-GB" w:eastAsia="en-GB"/>
               </w:rPr>
             </w:pPr>
-            <w:proofErr w:type="spellStart"/>
             <w:r>
               <w:rPr>
                 <w:rFonts w:eastAsia="Times New Roman"/>
@@ -3812,7 +3021,6 @@
               </w:rPr>
               <w:t>nume_hotel</w:t>
             </w:r>
-            <w:proofErr w:type="spellEnd"/>
           </w:p>
         </w:tc>
         <w:tc>
@@ -3838,7 +3046,6 @@
                 <w:lang w:val="en-GB" w:eastAsia="en-GB"/>
               </w:rPr>
             </w:pPr>
-            <w:proofErr w:type="spellStart"/>
             <w:r>
               <w:rPr>
                 <w:rFonts w:eastAsia="Times New Roman"/>
@@ -3848,7 +3055,6 @@
               </w:rPr>
               <w:t>oras</w:t>
             </w:r>
-            <w:proofErr w:type="spellEnd"/>
           </w:p>
         </w:tc>
         <w:tc>
@@ -3871,7 +3077,6 @@
                 <w:lang w:val="en-GB" w:eastAsia="en-GB"/>
               </w:rPr>
             </w:pPr>
-            <w:proofErr w:type="spellStart"/>
             <w:r>
               <w:rPr>
                 <w:rFonts w:eastAsia="Times New Roman"/>
@@ -3881,7 +3086,6 @@
               </w:rPr>
               <w:t>nr_stele</w:t>
             </w:r>
-            <w:proofErr w:type="spellEnd"/>
           </w:p>
         </w:tc>
         <w:tc>
@@ -3986,19 +3190,8 @@
                 <w:szCs w:val="26"/>
                 <w:lang w:val="en-GB" w:eastAsia="en-GB"/>
               </w:rPr>
-              <w:t xml:space="preserve">Grand Hotel </w:t>
-            </w:r>
-            <w:proofErr w:type="spellStart"/>
-            <w:r>
-              <w:rPr>
-                <w:rFonts w:eastAsia="Times New Roman"/>
-                <w:sz w:val="26"/>
-                <w:szCs w:val="26"/>
-                <w:lang w:val="en-GB" w:eastAsia="en-GB"/>
-              </w:rPr>
-              <w:t>Bucuresti</w:t>
-            </w:r>
-            <w:proofErr w:type="spellEnd"/>
+              <w:t>Grand Hotel Bucuresti</w:t>
+            </w:r>
           </w:p>
         </w:tc>
         <w:tc>
@@ -4024,7 +3217,6 @@
                 <w:lang w:val="en-GB" w:eastAsia="en-GB"/>
               </w:rPr>
             </w:pPr>
-            <w:proofErr w:type="spellStart"/>
             <w:r>
               <w:rPr>
                 <w:rFonts w:eastAsia="Times New Roman"/>
@@ -4034,7 +3226,6 @@
               </w:rPr>
               <w:t>Bucuresti</w:t>
             </w:r>
-            <w:proofErr w:type="spellEnd"/>
           </w:p>
         </w:tc>
         <w:tc>
@@ -4172,7 +3363,6 @@
                 <w:lang w:val="en-GB" w:eastAsia="en-GB"/>
               </w:rPr>
             </w:pPr>
-            <w:proofErr w:type="spellStart"/>
             <w:r>
               <w:rPr>
                 <w:rFonts w:eastAsia="Times New Roman"/>
@@ -4182,7 +3372,6 @@
               </w:rPr>
               <w:t>id_hotel</w:t>
             </w:r>
-            <w:proofErr w:type="spellEnd"/>
           </w:p>
         </w:tc>
         <w:tc>
@@ -4208,7 +3397,6 @@
                 <w:lang w:val="en-GB" w:eastAsia="en-GB"/>
               </w:rPr>
             </w:pPr>
-            <w:proofErr w:type="spellStart"/>
             <w:r>
               <w:rPr>
                 <w:rFonts w:eastAsia="Times New Roman"/>
@@ -4218,7 +3406,6 @@
               </w:rPr>
               <w:t>nume_hotel</w:t>
             </w:r>
-            <w:proofErr w:type="spellEnd"/>
           </w:p>
         </w:tc>
         <w:tc>
@@ -4244,7 +3431,6 @@
                 <w:lang w:val="en-GB" w:eastAsia="en-GB"/>
               </w:rPr>
             </w:pPr>
-            <w:proofErr w:type="spellStart"/>
             <w:r>
               <w:rPr>
                 <w:rFonts w:eastAsia="Times New Roman"/>
@@ -4254,7 +3440,6 @@
               </w:rPr>
               <w:t>oras</w:t>
             </w:r>
-            <w:proofErr w:type="spellEnd"/>
           </w:p>
         </w:tc>
         <w:tc>
@@ -4277,7 +3462,6 @@
                 <w:lang w:val="en-GB" w:eastAsia="en-GB"/>
               </w:rPr>
             </w:pPr>
-            <w:proofErr w:type="spellStart"/>
             <w:r>
               <w:rPr>
                 <w:rFonts w:eastAsia="Times New Roman"/>
@@ -4287,7 +3471,6 @@
               </w:rPr>
               <w:t>nr_stele</w:t>
             </w:r>
-            <w:proofErr w:type="spellEnd"/>
           </w:p>
         </w:tc>
         <w:tc>
@@ -4502,23 +3685,7 @@
         </w:rPr>
       </w:pPr>
       <w:r>
-        <w:t xml:space="preserve">HOTEL2 = </w:t>
-      </w:r>
-      <w:proofErr w:type="gramStart"/>
-      <w:r>
-        <w:t>σ(</w:t>
-      </w:r>
-      <w:proofErr w:type="gramEnd"/>
-      <w:r>
-        <w:t>oras = 'Constanța</w:t>
-      </w:r>
-      <w:proofErr w:type="gramStart"/>
-      <w:r>
-        <w:t>')(</w:t>
-      </w:r>
-      <w:proofErr w:type="gramEnd"/>
-      <w:r>
-        <w:t>HOTEL)</w:t>
+        <w:t>HOTEL2 = σ(oras = 'Constanța')(HOTEL)</w:t>
       </w:r>
     </w:p>
     <w:p>
@@ -4605,7 +3772,6 @@
                 <w:lang w:val="en-GB" w:eastAsia="en-GB"/>
               </w:rPr>
             </w:pPr>
-            <w:proofErr w:type="spellStart"/>
             <w:r>
               <w:rPr>
                 <w:rFonts w:eastAsia="Times New Roman"/>
@@ -4615,7 +3781,6 @@
               </w:rPr>
               <w:t>Stație</w:t>
             </w:r>
-            <w:proofErr w:type="spellEnd"/>
           </w:p>
         </w:tc>
         <w:tc>
@@ -4635,7 +3800,6 @@
                 <w:lang w:val="en-GB" w:eastAsia="en-GB"/>
               </w:rPr>
             </w:pPr>
-            <w:proofErr w:type="spellStart"/>
             <w:r>
               <w:rPr>
                 <w:rFonts w:eastAsia="Times New Roman"/>
@@ -4645,7 +3809,6 @@
               </w:rPr>
               <w:t>Justificare</w:t>
             </w:r>
-            <w:proofErr w:type="spellEnd"/>
           </w:p>
         </w:tc>
       </w:tr>
@@ -4727,7 +3890,6 @@
                 <w:lang w:val="en-GB" w:eastAsia="en-GB"/>
               </w:rPr>
             </w:pPr>
-            <w:proofErr w:type="spellStart"/>
             <w:r>
               <w:rPr>
                 <w:rFonts w:eastAsia="Times New Roman"/>
@@ -4735,157 +3897,7 @@
                 <w:szCs w:val="26"/>
                 <w:lang w:val="en-GB" w:eastAsia="en-GB"/>
               </w:rPr>
-              <w:t>Hotelul</w:t>
-            </w:r>
-            <w:proofErr w:type="spellEnd"/>
-            <w:r>
-              <w:rPr>
-                <w:rFonts w:eastAsia="Times New Roman"/>
-                <w:sz w:val="26"/>
-                <w:szCs w:val="26"/>
-                <w:lang w:val="en-GB" w:eastAsia="en-GB"/>
-              </w:rPr>
-              <w:t xml:space="preserve"> din </w:t>
-            </w:r>
-            <w:proofErr w:type="spellStart"/>
-            <w:r>
-              <w:rPr>
-                <w:rFonts w:eastAsia="Times New Roman"/>
-                <w:sz w:val="26"/>
-                <w:szCs w:val="26"/>
-                <w:lang w:val="en-GB" w:eastAsia="en-GB"/>
-              </w:rPr>
-              <w:t>București</w:t>
-            </w:r>
-            <w:proofErr w:type="spellEnd"/>
-            <w:r>
-              <w:rPr>
-                <w:rFonts w:eastAsia="Times New Roman"/>
-                <w:sz w:val="26"/>
-                <w:szCs w:val="26"/>
-                <w:lang w:val="en-GB" w:eastAsia="en-GB"/>
-              </w:rPr>
-              <w:t xml:space="preserve"> </w:t>
-            </w:r>
-            <w:proofErr w:type="spellStart"/>
-            <w:r>
-              <w:rPr>
-                <w:rFonts w:eastAsia="Times New Roman"/>
-                <w:sz w:val="26"/>
-                <w:szCs w:val="26"/>
-                <w:lang w:val="en-GB" w:eastAsia="en-GB"/>
-              </w:rPr>
-              <w:t>este</w:t>
-            </w:r>
-            <w:proofErr w:type="spellEnd"/>
-            <w:r>
-              <w:rPr>
-                <w:rFonts w:eastAsia="Times New Roman"/>
-                <w:sz w:val="26"/>
-                <w:szCs w:val="26"/>
-                <w:lang w:val="en-GB" w:eastAsia="en-GB"/>
-              </w:rPr>
-              <w:t xml:space="preserve"> </w:t>
-            </w:r>
-            <w:proofErr w:type="spellStart"/>
-            <w:r>
-              <w:rPr>
-                <w:rFonts w:eastAsia="Times New Roman"/>
-                <w:sz w:val="26"/>
-                <w:szCs w:val="26"/>
-                <w:lang w:val="en-GB" w:eastAsia="en-GB"/>
-              </w:rPr>
-              <w:t>gestionat</w:t>
-            </w:r>
-            <w:proofErr w:type="spellEnd"/>
-            <w:r>
-              <w:rPr>
-                <w:rFonts w:eastAsia="Times New Roman"/>
-                <w:sz w:val="26"/>
-                <w:szCs w:val="26"/>
-                <w:lang w:val="en-GB" w:eastAsia="en-GB"/>
-              </w:rPr>
-              <w:t xml:space="preserve"> </w:t>
-            </w:r>
-            <w:proofErr w:type="spellStart"/>
-            <w:r>
-              <w:rPr>
-                <w:rFonts w:eastAsia="Times New Roman"/>
-                <w:sz w:val="26"/>
-                <w:szCs w:val="26"/>
-                <w:lang w:val="en-GB" w:eastAsia="en-GB"/>
-              </w:rPr>
-              <w:t>preponderent</w:t>
-            </w:r>
-            <w:proofErr w:type="spellEnd"/>
-            <w:r>
-              <w:rPr>
-                <w:rFonts w:eastAsia="Times New Roman"/>
-                <w:sz w:val="26"/>
-                <w:szCs w:val="26"/>
-                <w:lang w:val="en-GB" w:eastAsia="en-GB"/>
-              </w:rPr>
-              <w:t xml:space="preserve"> de </w:t>
-            </w:r>
-            <w:proofErr w:type="spellStart"/>
-            <w:r>
-              <w:rPr>
-                <w:rFonts w:eastAsia="Times New Roman"/>
-                <w:sz w:val="26"/>
-                <w:szCs w:val="26"/>
-                <w:lang w:val="en-GB" w:eastAsia="en-GB"/>
-              </w:rPr>
-              <w:t>stația</w:t>
-            </w:r>
-            <w:proofErr w:type="spellEnd"/>
-            <w:r>
-              <w:rPr>
-                <w:rFonts w:eastAsia="Times New Roman"/>
-                <w:sz w:val="26"/>
-                <w:szCs w:val="26"/>
-                <w:lang w:val="en-GB" w:eastAsia="en-GB"/>
-              </w:rPr>
-              <w:t xml:space="preserve"> EU (</w:t>
-            </w:r>
-            <w:proofErr w:type="spellStart"/>
-            <w:r>
-              <w:rPr>
-                <w:rFonts w:eastAsia="Times New Roman"/>
-                <w:sz w:val="26"/>
-                <w:szCs w:val="26"/>
-                <w:lang w:val="en-GB" w:eastAsia="en-GB"/>
-              </w:rPr>
-              <w:t>aplicațiile</w:t>
-            </w:r>
-            <w:proofErr w:type="spellEnd"/>
-            <w:r>
-              <w:rPr>
-                <w:rFonts w:eastAsia="Times New Roman"/>
-                <w:sz w:val="26"/>
-                <w:szCs w:val="26"/>
-                <w:lang w:val="en-GB" w:eastAsia="en-GB"/>
-              </w:rPr>
-              <w:t xml:space="preserve"> q1, q3 </w:t>
-            </w:r>
-            <w:proofErr w:type="spellStart"/>
-            <w:r>
-              <w:rPr>
-                <w:rFonts w:eastAsia="Times New Roman"/>
-                <w:sz w:val="26"/>
-                <w:szCs w:val="26"/>
-                <w:lang w:val="en-GB" w:eastAsia="en-GB"/>
-              </w:rPr>
-              <w:t>lansate</w:t>
-            </w:r>
-            <w:proofErr w:type="spellEnd"/>
-            <w:r>
-              <w:rPr>
-                <w:rFonts w:eastAsia="Times New Roman"/>
-                <w:sz w:val="26"/>
-                <w:szCs w:val="26"/>
-                <w:lang w:val="en-GB" w:eastAsia="en-GB"/>
-              </w:rPr>
-              <w:t xml:space="preserve"> de pe EU)</w:t>
+              <w:t>Hotelul din București este gestionat preponderent de stația EU (aplicațiile q1, q3 lansate de pe EU)</w:t>
             </w:r>
           </w:p>
         </w:tc>
@@ -4965,7 +3977,6 @@
                 <w:lang w:val="en-GB" w:eastAsia="en-GB"/>
               </w:rPr>
             </w:pPr>
-            <w:proofErr w:type="spellStart"/>
             <w:r>
               <w:rPr>
                 <w:rFonts w:eastAsia="Times New Roman"/>
@@ -4973,117 +3984,7 @@
                 <w:szCs w:val="26"/>
                 <w:lang w:val="en-GB" w:eastAsia="en-GB"/>
               </w:rPr>
-              <w:t>Hotelul</w:t>
-            </w:r>
-            <w:proofErr w:type="spellEnd"/>
-            <w:r>
-              <w:rPr>
-                <w:rFonts w:eastAsia="Times New Roman"/>
-                <w:sz w:val="26"/>
-                <w:szCs w:val="26"/>
-                <w:lang w:val="en-GB" w:eastAsia="en-GB"/>
-              </w:rPr>
-              <w:t xml:space="preserve"> din Constanța </w:t>
-            </w:r>
-            <w:proofErr w:type="spellStart"/>
-            <w:r>
-              <w:rPr>
-                <w:rFonts w:eastAsia="Times New Roman"/>
-                <w:sz w:val="26"/>
-                <w:szCs w:val="26"/>
-                <w:lang w:val="en-GB" w:eastAsia="en-GB"/>
-              </w:rPr>
-              <w:t>este</w:t>
-            </w:r>
-            <w:proofErr w:type="spellEnd"/>
-            <w:r>
-              <w:rPr>
-                <w:rFonts w:eastAsia="Times New Roman"/>
-                <w:sz w:val="26"/>
-                <w:szCs w:val="26"/>
-                <w:lang w:val="en-GB" w:eastAsia="en-GB"/>
-              </w:rPr>
-              <w:t xml:space="preserve"> </w:t>
-            </w:r>
-            <w:proofErr w:type="spellStart"/>
-            <w:r>
-              <w:rPr>
-                <w:rFonts w:eastAsia="Times New Roman"/>
-                <w:sz w:val="26"/>
-                <w:szCs w:val="26"/>
-                <w:lang w:val="en-GB" w:eastAsia="en-GB"/>
-              </w:rPr>
-              <w:t>gestionat</w:t>
-            </w:r>
-            <w:proofErr w:type="spellEnd"/>
-            <w:r>
-              <w:rPr>
-                <w:rFonts w:eastAsia="Times New Roman"/>
-                <w:sz w:val="26"/>
-                <w:szCs w:val="26"/>
-                <w:lang w:val="en-GB" w:eastAsia="en-GB"/>
-              </w:rPr>
-              <w:t xml:space="preserve"> </w:t>
-            </w:r>
-            <w:proofErr w:type="spellStart"/>
-            <w:r>
-              <w:rPr>
-                <w:rFonts w:eastAsia="Times New Roman"/>
-                <w:sz w:val="26"/>
-                <w:szCs w:val="26"/>
-                <w:lang w:val="en-GB" w:eastAsia="en-GB"/>
-              </w:rPr>
-              <w:t>preponderent</w:t>
-            </w:r>
-            <w:proofErr w:type="spellEnd"/>
-            <w:r>
-              <w:rPr>
-                <w:rFonts w:eastAsia="Times New Roman"/>
-                <w:sz w:val="26"/>
-                <w:szCs w:val="26"/>
-                <w:lang w:val="en-GB" w:eastAsia="en-GB"/>
-              </w:rPr>
-              <w:t xml:space="preserve"> de </w:t>
-            </w:r>
-            <w:proofErr w:type="spellStart"/>
-            <w:r>
-              <w:rPr>
-                <w:rFonts w:eastAsia="Times New Roman"/>
-                <w:sz w:val="26"/>
-                <w:szCs w:val="26"/>
-                <w:lang w:val="en-GB" w:eastAsia="en-GB"/>
-              </w:rPr>
-              <w:t>stația</w:t>
-            </w:r>
-            <w:proofErr w:type="spellEnd"/>
-            <w:r>
-              <w:rPr>
-                <w:rFonts w:eastAsia="Times New Roman"/>
-                <w:sz w:val="26"/>
-                <w:szCs w:val="26"/>
-                <w:lang w:val="en-GB" w:eastAsia="en-GB"/>
-              </w:rPr>
-              <w:t xml:space="preserve"> APAC (</w:t>
-            </w:r>
-            <w:proofErr w:type="spellStart"/>
-            <w:r>
-              <w:rPr>
-                <w:rFonts w:eastAsia="Times New Roman"/>
-                <w:sz w:val="26"/>
-                <w:szCs w:val="26"/>
-                <w:lang w:val="en-GB" w:eastAsia="en-GB"/>
-              </w:rPr>
-              <w:t>aplicațiile</w:t>
-            </w:r>
-            <w:proofErr w:type="spellEnd"/>
-            <w:r>
-              <w:rPr>
-                <w:rFonts w:eastAsia="Times New Roman"/>
-                <w:sz w:val="26"/>
-                <w:szCs w:val="26"/>
-                <w:lang w:val="en-GB" w:eastAsia="en-GB"/>
-              </w:rPr>
-              <w:t xml:space="preserve"> q2, q4)</w:t>
+              <w:t>Hotelul din Constanța este gestionat preponderent de stația APAC (aplicațiile q2, q4)</w:t>
             </w:r>
           </w:p>
         </w:tc>
@@ -5516,7 +4417,6 @@
                 <w:lang w:val="en-GB" w:eastAsia="en-GB"/>
               </w:rPr>
             </w:pPr>
-            <w:proofErr w:type="spellStart"/>
             <w:r>
               <w:rPr>
                 <w:rFonts w:ascii="Aptos Narrow" w:eastAsia="Times New Roman" w:hAnsi="Aptos Narrow" w:cs="Times New Roman"/>
@@ -5529,7 +4429,6 @@
               </w:rPr>
               <w:t>id_camera</w:t>
             </w:r>
-            <w:proofErr w:type="spellEnd"/>
           </w:p>
         </w:tc>
         <w:tc>
@@ -5558,7 +4457,6 @@
                 <w:lang w:val="en-GB" w:eastAsia="en-GB"/>
               </w:rPr>
             </w:pPr>
-            <w:proofErr w:type="spellStart"/>
             <w:r>
               <w:rPr>
                 <w:rFonts w:ascii="Aptos Narrow" w:eastAsia="Times New Roman" w:hAnsi="Aptos Narrow" w:cs="Times New Roman"/>
@@ -5571,7 +4469,6 @@
               </w:rPr>
               <w:t>nr_camera</w:t>
             </w:r>
-            <w:proofErr w:type="spellEnd"/>
           </w:p>
         </w:tc>
         <w:tc>
@@ -5600,7 +4497,6 @@
                 <w:lang w:val="en-GB" w:eastAsia="en-GB"/>
               </w:rPr>
             </w:pPr>
-            <w:proofErr w:type="spellStart"/>
             <w:r>
               <w:rPr>
                 <w:rFonts w:ascii="Aptos Narrow" w:eastAsia="Times New Roman" w:hAnsi="Aptos Narrow" w:cs="Times New Roman"/>
@@ -5613,7 +4509,6 @@
               </w:rPr>
               <w:t>id_tip_camera</w:t>
             </w:r>
-            <w:proofErr w:type="spellEnd"/>
           </w:p>
         </w:tc>
         <w:tc>
@@ -5642,7 +4537,6 @@
                 <w:lang w:val="en-GB" w:eastAsia="en-GB"/>
               </w:rPr>
             </w:pPr>
-            <w:proofErr w:type="spellStart"/>
             <w:r>
               <w:rPr>
                 <w:rFonts w:ascii="Aptos Narrow" w:eastAsia="Times New Roman" w:hAnsi="Aptos Narrow" w:cs="Times New Roman"/>
@@ -5655,7 +4549,6 @@
               </w:rPr>
               <w:t>id_hotel</w:t>
             </w:r>
-            <w:proofErr w:type="spellEnd"/>
           </w:p>
         </w:tc>
       </w:tr>
@@ -7487,7 +6380,6 @@
                 <w:lang w:val="en-GB" w:eastAsia="en-GB"/>
               </w:rPr>
             </w:pPr>
-            <w:proofErr w:type="spellStart"/>
             <w:r>
               <w:rPr>
                 <w:rFonts w:ascii="Aptos Narrow" w:eastAsia="Times New Roman" w:hAnsi="Aptos Narrow" w:cs="Times New Roman"/>
@@ -7500,7 +6392,6 @@
               </w:rPr>
               <w:t>id_camera</w:t>
             </w:r>
-            <w:proofErr w:type="spellEnd"/>
           </w:p>
         </w:tc>
         <w:tc>
@@ -7529,7 +6420,6 @@
                 <w:lang w:val="en-GB" w:eastAsia="en-GB"/>
               </w:rPr>
             </w:pPr>
-            <w:proofErr w:type="spellStart"/>
             <w:r>
               <w:rPr>
                 <w:rFonts w:ascii="Aptos Narrow" w:eastAsia="Times New Roman" w:hAnsi="Aptos Narrow" w:cs="Times New Roman"/>
@@ -7542,7 +6432,6 @@
               </w:rPr>
               <w:t>nr_camera</w:t>
             </w:r>
-            <w:proofErr w:type="spellEnd"/>
           </w:p>
         </w:tc>
         <w:tc>
@@ -7571,7 +6460,6 @@
                 <w:lang w:val="en-GB" w:eastAsia="en-GB"/>
               </w:rPr>
             </w:pPr>
-            <w:proofErr w:type="spellStart"/>
             <w:r>
               <w:rPr>
                 <w:rFonts w:ascii="Aptos Narrow" w:eastAsia="Times New Roman" w:hAnsi="Aptos Narrow" w:cs="Times New Roman"/>
@@ -7584,7 +6472,6 @@
               </w:rPr>
               <w:t>id_tip_camera</w:t>
             </w:r>
-            <w:proofErr w:type="spellEnd"/>
           </w:p>
         </w:tc>
         <w:tc>
@@ -7613,7 +6500,6 @@
                 <w:lang w:val="en-GB" w:eastAsia="en-GB"/>
               </w:rPr>
             </w:pPr>
-            <w:proofErr w:type="spellStart"/>
             <w:r>
               <w:rPr>
                 <w:rFonts w:ascii="Aptos Narrow" w:eastAsia="Times New Roman" w:hAnsi="Aptos Narrow" w:cs="Times New Roman"/>
@@ -7626,7 +6512,6 @@
               </w:rPr>
               <w:t>id_hotel</w:t>
             </w:r>
-            <w:proofErr w:type="spellEnd"/>
           </w:p>
         </w:tc>
       </w:tr>
@@ -8512,7 +7397,6 @@
                 <w:lang w:val="en-GB" w:eastAsia="en-GB"/>
               </w:rPr>
             </w:pPr>
-            <w:proofErr w:type="spellStart"/>
             <w:r>
               <w:rPr>
                 <w:rFonts w:ascii="Aptos Narrow" w:eastAsia="Times New Roman" w:hAnsi="Aptos Narrow" w:cs="Times New Roman"/>
@@ -8525,7 +7409,6 @@
               </w:rPr>
               <w:t>id_camera</w:t>
             </w:r>
-            <w:proofErr w:type="spellEnd"/>
           </w:p>
         </w:tc>
         <w:tc>
@@ -8554,7 +7437,6 @@
                 <w:lang w:val="en-GB" w:eastAsia="en-GB"/>
               </w:rPr>
             </w:pPr>
-            <w:proofErr w:type="spellStart"/>
             <w:r>
               <w:rPr>
                 <w:rFonts w:ascii="Aptos Narrow" w:eastAsia="Times New Roman" w:hAnsi="Aptos Narrow" w:cs="Times New Roman"/>
@@ -8567,7 +7449,6 @@
               </w:rPr>
               <w:t>nr_camera</w:t>
             </w:r>
-            <w:proofErr w:type="spellEnd"/>
           </w:p>
         </w:tc>
         <w:tc>
@@ -8596,7 +7477,6 @@
                 <w:lang w:val="en-GB" w:eastAsia="en-GB"/>
               </w:rPr>
             </w:pPr>
-            <w:proofErr w:type="spellStart"/>
             <w:r>
               <w:rPr>
                 <w:rFonts w:ascii="Aptos Narrow" w:eastAsia="Times New Roman" w:hAnsi="Aptos Narrow" w:cs="Times New Roman"/>
@@ -8609,7 +7489,6 @@
               </w:rPr>
               <w:t>id_tip_camera</w:t>
             </w:r>
-            <w:proofErr w:type="spellEnd"/>
           </w:p>
         </w:tc>
         <w:tc>
@@ -8638,7 +7517,6 @@
                 <w:lang w:val="en-GB" w:eastAsia="en-GB"/>
               </w:rPr>
             </w:pPr>
-            <w:proofErr w:type="spellStart"/>
             <w:r>
               <w:rPr>
                 <w:rFonts w:ascii="Aptos Narrow" w:eastAsia="Times New Roman" w:hAnsi="Aptos Narrow" w:cs="Times New Roman"/>
@@ -8651,7 +7529,6 @@
               </w:rPr>
               <w:t>id_hotel</w:t>
             </w:r>
-            <w:proofErr w:type="spellEnd"/>
           </w:p>
         </w:tc>
       </w:tr>
@@ -9521,7 +8398,6 @@
                 <w:lang w:val="en-GB" w:eastAsia="en-GB"/>
               </w:rPr>
             </w:pPr>
-            <w:proofErr w:type="spellStart"/>
             <w:r>
               <w:rPr>
                 <w:rFonts w:ascii="Aptos Narrow" w:eastAsia="Times New Roman" w:hAnsi="Aptos Narrow" w:cs="Times New Roman"/>
@@ -9534,7 +8410,6 @@
               </w:rPr>
               <w:t>Stație</w:t>
             </w:r>
-            <w:proofErr w:type="spellEnd"/>
           </w:p>
         </w:tc>
         <w:tc>
@@ -9563,7 +8438,6 @@
                 <w:lang w:val="en-GB" w:eastAsia="en-GB"/>
               </w:rPr>
             </w:pPr>
-            <w:proofErr w:type="spellStart"/>
             <w:r>
               <w:rPr>
                 <w:rFonts w:ascii="Aptos Narrow" w:eastAsia="Times New Roman" w:hAnsi="Aptos Narrow" w:cs="Times New Roman"/>
@@ -9576,7 +8450,6 @@
               </w:rPr>
               <w:t>Justificare</w:t>
             </w:r>
-            <w:proofErr w:type="spellEnd"/>
           </w:p>
         </w:tc>
       </w:tr>
@@ -9681,137 +8554,15 @@
                 <w:lang w:val="en-GB" w:eastAsia="en-GB"/>
               </w:rPr>
             </w:pPr>
-            <w:proofErr w:type="spellStart"/>
-            <w:r>
-              <w:rPr>
-                <w:rFonts w:ascii="Aptos Narrow" w:eastAsia="Times New Roman" w:hAnsi="Aptos Narrow" w:cs="Times New Roman"/>
-                <w:color w:val="000000"/>
-                <w:sz w:val="24"/>
-                <w:szCs w:val="24"/>
-                <w:lang w:val="en-GB" w:eastAsia="en-GB"/>
-              </w:rPr>
-              <w:t>Camerele</w:t>
-            </w:r>
-            <w:proofErr w:type="spellEnd"/>
-            <w:r>
-              <w:rPr>
-                <w:rFonts w:ascii="Aptos Narrow" w:eastAsia="Times New Roman" w:hAnsi="Aptos Narrow" w:cs="Times New Roman"/>
-                <w:color w:val="000000"/>
-                <w:sz w:val="24"/>
-                <w:szCs w:val="24"/>
-                <w:lang w:val="en-GB" w:eastAsia="en-GB"/>
-              </w:rPr>
-              <w:t xml:space="preserve"> </w:t>
-            </w:r>
-            <w:proofErr w:type="spellStart"/>
-            <w:r>
-              <w:rPr>
-                <w:rFonts w:ascii="Aptos Narrow" w:eastAsia="Times New Roman" w:hAnsi="Aptos Narrow" w:cs="Times New Roman"/>
-                <w:color w:val="000000"/>
-                <w:sz w:val="24"/>
-                <w:szCs w:val="24"/>
-                <w:lang w:val="en-GB" w:eastAsia="en-GB"/>
-              </w:rPr>
-              <w:t>aparțin</w:t>
-            </w:r>
-            <w:proofErr w:type="spellEnd"/>
-            <w:r>
-              <w:rPr>
-                <w:rFonts w:ascii="Aptos Narrow" w:eastAsia="Times New Roman" w:hAnsi="Aptos Narrow" w:cs="Times New Roman"/>
-                <w:color w:val="000000"/>
-                <w:sz w:val="24"/>
-                <w:szCs w:val="24"/>
-                <w:lang w:val="en-GB" w:eastAsia="en-GB"/>
-              </w:rPr>
-              <w:t xml:space="preserve"> </w:t>
-            </w:r>
-            <w:proofErr w:type="spellStart"/>
-            <w:r>
-              <w:rPr>
-                <w:rFonts w:ascii="Aptos Narrow" w:eastAsia="Times New Roman" w:hAnsi="Aptos Narrow" w:cs="Times New Roman"/>
-                <w:color w:val="000000"/>
-                <w:sz w:val="24"/>
-                <w:szCs w:val="24"/>
-                <w:lang w:val="en-GB" w:eastAsia="en-GB"/>
-              </w:rPr>
-              <w:t>hotelului</w:t>
-            </w:r>
-            <w:proofErr w:type="spellEnd"/>
-            <w:r>
-              <w:rPr>
-                <w:rFonts w:ascii="Aptos Narrow" w:eastAsia="Times New Roman" w:hAnsi="Aptos Narrow" w:cs="Times New Roman"/>
-                <w:color w:val="000000"/>
-                <w:sz w:val="24"/>
-                <w:szCs w:val="24"/>
-                <w:lang w:val="en-GB" w:eastAsia="en-GB"/>
-              </w:rPr>
-              <w:t xml:space="preserve"> din </w:t>
-            </w:r>
-            <w:proofErr w:type="spellStart"/>
-            <w:r>
-              <w:rPr>
-                <w:rFonts w:ascii="Aptos Narrow" w:eastAsia="Times New Roman" w:hAnsi="Aptos Narrow" w:cs="Times New Roman"/>
-                <w:color w:val="000000"/>
-                <w:sz w:val="24"/>
-                <w:szCs w:val="24"/>
-                <w:lang w:val="en-GB" w:eastAsia="en-GB"/>
-              </w:rPr>
-              <w:t>București</w:t>
-            </w:r>
-            <w:proofErr w:type="spellEnd"/>
-            <w:r>
-              <w:rPr>
-                <w:rFonts w:ascii="Aptos Narrow" w:eastAsia="Times New Roman" w:hAnsi="Aptos Narrow" w:cs="Times New Roman"/>
-                <w:color w:val="000000"/>
-                <w:sz w:val="24"/>
-                <w:szCs w:val="24"/>
-                <w:lang w:val="en-GB" w:eastAsia="en-GB"/>
-              </w:rPr>
-              <w:t xml:space="preserve">, </w:t>
-            </w:r>
-            <w:proofErr w:type="spellStart"/>
-            <w:r>
-              <w:rPr>
-                <w:rFonts w:ascii="Aptos Narrow" w:eastAsia="Times New Roman" w:hAnsi="Aptos Narrow" w:cs="Times New Roman"/>
-                <w:color w:val="000000"/>
-                <w:sz w:val="24"/>
-                <w:szCs w:val="24"/>
-                <w:lang w:val="en-GB" w:eastAsia="en-GB"/>
-              </w:rPr>
-              <w:t>gestionat</w:t>
-            </w:r>
-            <w:proofErr w:type="spellEnd"/>
-            <w:r>
-              <w:rPr>
-                <w:rFonts w:ascii="Aptos Narrow" w:eastAsia="Times New Roman" w:hAnsi="Aptos Narrow" w:cs="Times New Roman"/>
-                <w:color w:val="000000"/>
-                <w:sz w:val="24"/>
-                <w:szCs w:val="24"/>
-                <w:lang w:val="en-GB" w:eastAsia="en-GB"/>
-              </w:rPr>
-              <w:t xml:space="preserve"> de </w:t>
-            </w:r>
-            <w:proofErr w:type="spellStart"/>
-            <w:r>
-              <w:rPr>
-                <w:rFonts w:ascii="Aptos Narrow" w:eastAsia="Times New Roman" w:hAnsi="Aptos Narrow" w:cs="Times New Roman"/>
-                <w:color w:val="000000"/>
-                <w:sz w:val="24"/>
-                <w:szCs w:val="24"/>
-                <w:lang w:val="en-GB" w:eastAsia="en-GB"/>
-              </w:rPr>
-              <w:t>stația</w:t>
-            </w:r>
-            <w:proofErr w:type="spellEnd"/>
-            <w:r>
-              <w:rPr>
-                <w:rFonts w:ascii="Aptos Narrow" w:eastAsia="Times New Roman" w:hAnsi="Aptos Narrow" w:cs="Times New Roman"/>
-                <w:color w:val="000000"/>
-                <w:sz w:val="24"/>
-                <w:szCs w:val="24"/>
-                <w:lang w:val="en-GB" w:eastAsia="en-GB"/>
-              </w:rPr>
-              <w:t xml:space="preserve"> EU</w:t>
+            <w:r>
+              <w:rPr>
+                <w:rFonts w:ascii="Aptos Narrow" w:eastAsia="Times New Roman" w:hAnsi="Aptos Narrow" w:cs="Times New Roman"/>
+                <w:color w:val="000000"/>
+                <w:sz w:val="24"/>
+                <w:szCs w:val="24"/>
+                <w:lang w:val="en-GB" w:eastAsia="en-GB"/>
+              </w:rPr>
+              <w:t>Camerele aparțin hotelului din București, gestionat de stația EU</w:t>
             </w:r>
           </w:p>
         </w:tc>
@@ -9918,115 +8669,15 @@
                 <w:lang w:val="en-GB" w:eastAsia="en-GB"/>
               </w:rPr>
             </w:pPr>
-            <w:proofErr w:type="spellStart"/>
-            <w:r>
-              <w:rPr>
-                <w:rFonts w:ascii="Aptos Narrow" w:eastAsia="Times New Roman" w:hAnsi="Aptos Narrow" w:cs="Times New Roman"/>
-                <w:color w:val="000000"/>
-                <w:sz w:val="24"/>
-                <w:szCs w:val="24"/>
-                <w:lang w:val="en-GB" w:eastAsia="en-GB"/>
-              </w:rPr>
-              <w:t>Camerele</w:t>
-            </w:r>
-            <w:proofErr w:type="spellEnd"/>
-            <w:r>
-              <w:rPr>
-                <w:rFonts w:ascii="Aptos Narrow" w:eastAsia="Times New Roman" w:hAnsi="Aptos Narrow" w:cs="Times New Roman"/>
-                <w:color w:val="000000"/>
-                <w:sz w:val="24"/>
-                <w:szCs w:val="24"/>
-                <w:lang w:val="en-GB" w:eastAsia="en-GB"/>
-              </w:rPr>
-              <w:t xml:space="preserve"> </w:t>
-            </w:r>
-            <w:proofErr w:type="spellStart"/>
-            <w:r>
-              <w:rPr>
-                <w:rFonts w:ascii="Aptos Narrow" w:eastAsia="Times New Roman" w:hAnsi="Aptos Narrow" w:cs="Times New Roman"/>
-                <w:color w:val="000000"/>
-                <w:sz w:val="24"/>
-                <w:szCs w:val="24"/>
-                <w:lang w:val="en-GB" w:eastAsia="en-GB"/>
-              </w:rPr>
-              <w:t>aparțin</w:t>
-            </w:r>
-            <w:proofErr w:type="spellEnd"/>
-            <w:r>
-              <w:rPr>
-                <w:rFonts w:ascii="Aptos Narrow" w:eastAsia="Times New Roman" w:hAnsi="Aptos Narrow" w:cs="Times New Roman"/>
-                <w:color w:val="000000"/>
-                <w:sz w:val="24"/>
-                <w:szCs w:val="24"/>
-                <w:lang w:val="en-GB" w:eastAsia="en-GB"/>
-              </w:rPr>
-              <w:t xml:space="preserve"> </w:t>
-            </w:r>
-            <w:proofErr w:type="spellStart"/>
-            <w:r>
-              <w:rPr>
-                <w:rFonts w:ascii="Aptos Narrow" w:eastAsia="Times New Roman" w:hAnsi="Aptos Narrow" w:cs="Times New Roman"/>
-                <w:color w:val="000000"/>
-                <w:sz w:val="24"/>
-                <w:szCs w:val="24"/>
-                <w:lang w:val="en-GB" w:eastAsia="en-GB"/>
-              </w:rPr>
-              <w:t>hotelului</w:t>
-            </w:r>
-            <w:proofErr w:type="spellEnd"/>
-            <w:r>
-              <w:rPr>
-                <w:rFonts w:ascii="Aptos Narrow" w:eastAsia="Times New Roman" w:hAnsi="Aptos Narrow" w:cs="Times New Roman"/>
-                <w:color w:val="000000"/>
-                <w:sz w:val="24"/>
-                <w:szCs w:val="24"/>
-                <w:lang w:val="en-GB" w:eastAsia="en-GB"/>
-              </w:rPr>
-              <w:t xml:space="preserve"> din Constanța, </w:t>
-            </w:r>
-            <w:proofErr w:type="spellStart"/>
-            <w:r>
-              <w:rPr>
-                <w:rFonts w:ascii="Aptos Narrow" w:eastAsia="Times New Roman" w:hAnsi="Aptos Narrow" w:cs="Times New Roman"/>
-                <w:color w:val="000000"/>
-                <w:sz w:val="24"/>
-                <w:szCs w:val="24"/>
-                <w:lang w:val="en-GB" w:eastAsia="en-GB"/>
-              </w:rPr>
-              <w:t>gestionat</w:t>
-            </w:r>
-            <w:proofErr w:type="spellEnd"/>
-            <w:r>
-              <w:rPr>
-                <w:rFonts w:ascii="Aptos Narrow" w:eastAsia="Times New Roman" w:hAnsi="Aptos Narrow" w:cs="Times New Roman"/>
-                <w:color w:val="000000"/>
-                <w:sz w:val="24"/>
-                <w:szCs w:val="24"/>
-                <w:lang w:val="en-GB" w:eastAsia="en-GB"/>
-              </w:rPr>
-              <w:t xml:space="preserve"> de </w:t>
-            </w:r>
-            <w:proofErr w:type="spellStart"/>
-            <w:r>
-              <w:rPr>
-                <w:rFonts w:ascii="Aptos Narrow" w:eastAsia="Times New Roman" w:hAnsi="Aptos Narrow" w:cs="Times New Roman"/>
-                <w:color w:val="000000"/>
-                <w:sz w:val="24"/>
-                <w:szCs w:val="24"/>
-                <w:lang w:val="en-GB" w:eastAsia="en-GB"/>
-              </w:rPr>
-              <w:t>stația</w:t>
-            </w:r>
-            <w:proofErr w:type="spellEnd"/>
-            <w:r>
-              <w:rPr>
-                <w:rFonts w:ascii="Aptos Narrow" w:eastAsia="Times New Roman" w:hAnsi="Aptos Narrow" w:cs="Times New Roman"/>
-                <w:color w:val="000000"/>
-                <w:sz w:val="24"/>
-                <w:szCs w:val="24"/>
-                <w:lang w:val="en-GB" w:eastAsia="en-GB"/>
-              </w:rPr>
-              <w:t xml:space="preserve"> APAC</w:t>
+            <w:r>
+              <w:rPr>
+                <w:rFonts w:ascii="Aptos Narrow" w:eastAsia="Times New Roman" w:hAnsi="Aptos Narrow" w:cs="Times New Roman"/>
+                <w:color w:val="000000"/>
+                <w:sz w:val="24"/>
+                <w:szCs w:val="24"/>
+                <w:lang w:val="en-GB" w:eastAsia="en-GB"/>
+              </w:rPr>
+              <w:t>Camerele aparțin hotelului din Constanța, gestionat de stația APAC</w:t>
             </w:r>
           </w:p>
         </w:tc>
@@ -15243,54 +13894,18 @@
           <w:b/>
           <w:bCs/>
         </w:rPr>
-        <w:t xml:space="preserve">B-Tree </w:t>
-      </w:r>
-      <w:proofErr w:type="spellStart"/>
+        <w:t>B-Tree Index pe coloana</w:t>
+      </w:r>
+      <w:r>
+        <w:t xml:space="preserve"> </w:t>
+      </w:r>
       <w:r>
         <w:rPr>
           <w:b/>
           <w:bCs/>
         </w:rPr>
-        <w:t>Index</w:t>
-      </w:r>
-      <w:proofErr w:type="spellEnd"/>
-      <w:r>
-        <w:rPr>
-          <w:b/>
-          <w:bCs/>
-        </w:rPr>
-        <w:t xml:space="preserve"> pe </w:t>
-      </w:r>
-      <w:proofErr w:type="spellStart"/>
-      <w:r>
-        <w:rPr>
-          <w:b/>
-          <w:bCs/>
-        </w:rPr>
-        <w:t>coloana</w:t>
-      </w:r>
-      <w:proofErr w:type="spellEnd"/>
-      <w:r>
-        <w:t xml:space="preserve"> </w:t>
-      </w:r>
-      <w:proofErr w:type="spellStart"/>
-      <w:proofErr w:type="gramStart"/>
-      <w:r>
-        <w:rPr>
-          <w:b/>
-          <w:bCs/>
-        </w:rPr>
-        <w:t>departament.nume</w:t>
-      </w:r>
-      <w:proofErr w:type="gramEnd"/>
-      <w:r>
-        <w:rPr>
-          <w:b/>
-          <w:bCs/>
-        </w:rPr>
-        <w:t>_departament</w:t>
-      </w:r>
-      <w:proofErr w:type="spellEnd"/>
+        <w:t>departament.nume_departament</w:t>
+      </w:r>
     </w:p>
     <w:p>
       <w:pPr>
@@ -15300,16 +13915,11 @@
       <w:r>
         <w:t>DEPARTAMENT (</w:t>
       </w:r>
-      <w:proofErr w:type="spellStart"/>
       <w:r>
         <w:t>nume_departamen</w:t>
       </w:r>
       <w:r>
-        <w:t>t</w:t>
-      </w:r>
-      <w:proofErr w:type="spellEnd"/>
-      <w:r>
-        <w:t>)</w:t>
+        <w:t>t)</w:t>
       </w:r>
     </w:p>
     <w:tbl>
@@ -15342,11 +13952,9 @@
               <w:spacing w:after="0" w:line="240" w:lineRule="auto"/>
               <w:jc w:val="both"/>
             </w:pPr>
-            <w:proofErr w:type="spellStart"/>
             <w:r>
               <w:t>Avantaj</w:t>
             </w:r>
-            <w:proofErr w:type="spellEnd"/>
           </w:p>
         </w:tc>
         <w:tc>
@@ -15359,11 +13967,9 @@
               <w:spacing w:after="0" w:line="240" w:lineRule="auto"/>
               <w:jc w:val="both"/>
             </w:pPr>
-            <w:proofErr w:type="spellStart"/>
             <w:r>
               <w:t>Dezavantaj</w:t>
             </w:r>
-            <w:proofErr w:type="spellEnd"/>
           </w:p>
         </w:tc>
       </w:tr>
@@ -15386,35 +13992,14 @@
                 <w:lang w:val="ro-RO"/>
               </w:rPr>
             </w:pPr>
-            <w:proofErr w:type="spellStart"/>
-            <w:r>
-              <w:t>Reducerea</w:t>
-            </w:r>
-            <w:proofErr w:type="spellEnd"/>
-            <w:r>
-              <w:t xml:space="preserve"> </w:t>
-            </w:r>
-            <w:proofErr w:type="spellStart"/>
-            <w:r>
-              <w:t>timpului</w:t>
-            </w:r>
-            <w:proofErr w:type="spellEnd"/>
-            <w:r>
-              <w:t xml:space="preserve"> de c</w:t>
-            </w:r>
-            <w:proofErr w:type="spellStart"/>
+            <w:r>
+              <w:t>Reducerea timpului de c</w:t>
+            </w:r>
             <w:r>
               <w:rPr>
                 <w:lang w:val="ro-RO"/>
               </w:rPr>
-              <w:t>ăutare</w:t>
-            </w:r>
-            <w:proofErr w:type="spellEnd"/>
-            <w:r>
-              <w:rPr>
-                <w:lang w:val="ro-RO"/>
-              </w:rPr>
-              <w:t xml:space="preserve"> în tabel, deoarece nu se mai face FULL TABLE SCAN.</w:t>
+              <w:t>ăutare în tabel, deoarece nu se mai face FULL TABLE SCAN.</w:t>
             </w:r>
           </w:p>
         </w:tc>
@@ -15433,69 +14018,8 @@
               <w:spacing w:after="0" w:line="240" w:lineRule="auto"/>
               <w:jc w:val="both"/>
             </w:pPr>
-            <w:proofErr w:type="spellStart"/>
-            <w:r>
-              <w:t>Ocupă</w:t>
-            </w:r>
-            <w:proofErr w:type="spellEnd"/>
-            <w:r>
-              <w:t xml:space="preserve"> </w:t>
-            </w:r>
-            <w:proofErr w:type="spellStart"/>
-            <w:r>
-              <w:t>spațiu</w:t>
-            </w:r>
-            <w:proofErr w:type="spellEnd"/>
-            <w:r>
-              <w:t xml:space="preserve"> </w:t>
-            </w:r>
-            <w:proofErr w:type="spellStart"/>
-            <w:r>
-              <w:t>suplimentar</w:t>
-            </w:r>
-            <w:proofErr w:type="spellEnd"/>
-            <w:r>
-              <w:t xml:space="preserve"> </w:t>
-            </w:r>
-            <w:proofErr w:type="spellStart"/>
-            <w:r>
-              <w:t>și</w:t>
-            </w:r>
-            <w:proofErr w:type="spellEnd"/>
-            <w:r>
-              <w:t xml:space="preserve"> </w:t>
-            </w:r>
-            <w:proofErr w:type="spellStart"/>
-            <w:r>
-              <w:t>inserțiile</w:t>
-            </w:r>
-            <w:proofErr w:type="spellEnd"/>
-            <w:r>
-              <w:t>/</w:t>
-            </w:r>
-            <w:proofErr w:type="spellStart"/>
-            <w:r>
-              <w:t>actualizările</w:t>
-            </w:r>
-            <w:proofErr w:type="spellEnd"/>
-            <w:r>
-              <w:t xml:space="preserve"> </w:t>
-            </w:r>
-            <w:proofErr w:type="spellStart"/>
-            <w:r>
-              <w:t>pot</w:t>
-            </w:r>
-            <w:proofErr w:type="spellEnd"/>
-            <w:r>
-              <w:t xml:space="preserve"> fi </w:t>
-            </w:r>
-            <w:proofErr w:type="spellStart"/>
-            <w:r>
-              <w:t>mai</w:t>
-            </w:r>
-            <w:proofErr w:type="spellEnd"/>
-            <w:r>
-              <w:t xml:space="preserve"> lente.</w:t>
+            <w:r>
+              <w:t>Ocupă spațiu suplimentar și inserțiile/actualizările pot fi mai lente.</w:t>
             </w:r>
           </w:p>
         </w:tc>
